--- a/交付成果/第三轮修订版/第三轮4周版/读书会19_戒定慧三学_4周资料包（第三版修订）/Word版/第3周_定学（二）与慧学（一）_主持人版.docx
+++ b/交付成果/第三轮修订版/第三轮4周版/读书会19_戒定慧三学_4周资料包（第三版修订）/Word版/第3周_定学（二）与慧学（一）_主持人版.docx
@@ -15242,6 +15242,231 @@
           <w:b w:val="0"/>
         </w:rPr>
         <w:t>&lt;!--EXT_READ--&gt;</w:t>
+      </w:r>
+    </w:p>
+    <w:p>
+      <w:r>
+        <w:rPr>
+          <w:b/>
+          <w:color w:val="1F3864"/>
+          <w:sz w:val="26"/>
+        </w:rPr>
+        <w:t>🖼 课件原图（源 PDF 渲染·供投屏）</w:t>
+      </w:r>
+    </w:p>
+    <w:p>
+      <w:pPr>
+        <w:ind w:left="170"/>
+        <w:pBdr>
+          <w:left w:val="single" w:sz="18" w:space="4" w:color="1F3864"/>
+        </w:pBdr>
+        <w:shd w:val="clear" w:fill="F2F5FA"/>
+      </w:pPr>
+      <w:r>
+        <w:rPr>
+          <w:b w:val="0"/>
+        </w:rPr>
+        <w:t>下列图片为正文标注「图形页／无法逐字提取／图版」处对应的</w:t>
+      </w:r>
+      <w:r>
+        <w:rPr>
+          <w:b/>
+        </w:rPr>
+        <w:t>源课件整页渲染</w:t>
+      </w:r>
+      <w:r>
+        <w:rPr>
+          <w:b w:val="0"/>
+        </w:rPr>
+        <w:t>（自知识库媒体导出后 pymupdf 渲染，最大宽约 1200px），供投屏或板书对照；每页标注源材料与页码。共读原文文字未改。</w:t>
+      </w:r>
+    </w:p>
+    <w:p>
+      <w:r>
+        <w:rPr>
+          <w:b/>
+        </w:rPr>
+        <w:t>《〈阿毗达摩〉1-前行1~14讲思维导图+讲义.pdf》</w:t>
+      </w:r>
+      <w:r>
+        <w:rPr>
+          <w:b w:val="0"/>
+        </w:rPr>
+        <w:t>（源 PDF 共渲染 10 页）：</w:t>
+      </w:r>
+    </w:p>
+    <w:p>
+      <w:r>
+        <w:rPr>
+          <w:b w:val="0"/>
+        </w:rPr>
+        <w:t>![课件原图·〈阿毗达摩〉1-前行1~14讲思维导图+讲义.pdf·第1页](课件原图/课件原图_22831605_p01.png)</w:t>
+      </w:r>
+    </w:p>
+    <w:p>
+      <w:r>
+        <w:rPr>
+          <w:b w:val="0"/>
+        </w:rPr>
+        <w:t>![课件原图·〈阿毗达摩〉1-前行1~14讲思维导图+讲义.pdf·第2页](课件原图/课件原图_22831605_p02.png)</w:t>
+      </w:r>
+    </w:p>
+    <w:p>
+      <w:r>
+        <w:rPr>
+          <w:b w:val="0"/>
+        </w:rPr>
+        <w:t>![课件原图·〈阿毗达摩〉1-前行1~14讲思维导图+讲义.pdf·第3页](课件原图/课件原图_22831605_p03.png)</w:t>
+      </w:r>
+    </w:p>
+    <w:p>
+      <w:r>
+        <w:rPr>
+          <w:b w:val="0"/>
+        </w:rPr>
+        <w:t>![课件原图·〈阿毗达摩〉1-前行1~14讲思维导图+讲义.pdf·第4页](课件原图/课件原图_22831605_p04.png)</w:t>
+      </w:r>
+    </w:p>
+    <w:p>
+      <w:r>
+        <w:rPr>
+          <w:b w:val="0"/>
+        </w:rPr>
+        <w:t>![课件原图·〈阿毗达摩〉1-前行1~14讲思维导图+讲义.pdf·第5页](课件原图/课件原图_22831605_p05.png)</w:t>
+      </w:r>
+    </w:p>
+    <w:p>
+      <w:r>
+        <w:rPr>
+          <w:b w:val="0"/>
+        </w:rPr>
+        <w:t>![课件原图·〈阿毗达摩〉1-前行1~14讲思维导图+讲义.pdf·第6页](课件原图/课件原图_22831605_p06.png)</w:t>
+      </w:r>
+    </w:p>
+    <w:p>
+      <w:r>
+        <w:rPr>
+          <w:b w:val="0"/>
+        </w:rPr>
+        <w:t>![课件原图·〈阿毗达摩〉1-前行1~14讲思维导图+讲义.pdf·第7页](课件原图/课件原图_22831605_p07.png)</w:t>
+      </w:r>
+    </w:p>
+    <w:p>
+      <w:r>
+        <w:rPr>
+          <w:b w:val="0"/>
+        </w:rPr>
+        <w:t>![课件原图·〈阿毗达摩〉1-前行1~14讲思维导图+讲义.pdf·第8页](课件原图/课件原图_22831605_p08.png)</w:t>
+      </w:r>
+    </w:p>
+    <w:p>
+      <w:r>
+        <w:rPr>
+          <w:b w:val="0"/>
+        </w:rPr>
+        <w:t>![课件原图·〈阿毗达摩〉1-前行1~14讲思维导图+讲义.pdf·第9页](课件原图/课件原图_22831605_p09.png)</w:t>
+      </w:r>
+    </w:p>
+    <w:p>
+      <w:r>
+        <w:rPr>
+          <w:b w:val="0"/>
+        </w:rPr>
+        <w:t>![课件原图·〈阿毗达摩〉1-前行1~14讲思维导图+讲义.pdf·第10页](课件原图/课件原图_22831605_p10.png)</w:t>
+      </w:r>
+    </w:p>
+    <w:p>
+      <w:r>
+        <w:rPr>
+          <w:b/>
+        </w:rPr>
+        <w:t>《〈阿毗达摩〉1-前行1~14讲思维导图+讲义.pdf》</w:t>
+      </w:r>
+      <w:r>
+        <w:rPr>
+          <w:b w:val="0"/>
+        </w:rPr>
+        <w:t>（源 PDF 共渲染 10 页）：</w:t>
+      </w:r>
+    </w:p>
+    <w:p>
+      <w:r>
+        <w:rPr>
+          <w:b w:val="0"/>
+        </w:rPr>
+        <w:t>![课件原图·〈阿毗达摩〉1-前行1~14讲思维导图+讲义.pdf·第1页](课件原图/课件原图_22831605_p01.png)</w:t>
+      </w:r>
+    </w:p>
+    <w:p>
+      <w:r>
+        <w:rPr>
+          <w:b w:val="0"/>
+        </w:rPr>
+        <w:t>![课件原图·〈阿毗达摩〉1-前行1~14讲思维导图+讲义.pdf·第2页](课件原图/课件原图_22831605_p02.png)</w:t>
+      </w:r>
+    </w:p>
+    <w:p>
+      <w:r>
+        <w:rPr>
+          <w:b w:val="0"/>
+        </w:rPr>
+        <w:t>![课件原图·〈阿毗达摩〉1-前行1~14讲思维导图+讲义.pdf·第3页](课件原图/课件原图_22831605_p03.png)</w:t>
+      </w:r>
+    </w:p>
+    <w:p>
+      <w:r>
+        <w:rPr>
+          <w:b w:val="0"/>
+        </w:rPr>
+        <w:t>![课件原图·〈阿毗达摩〉1-前行1~14讲思维导图+讲义.pdf·第4页](课件原图/课件原图_22831605_p04.png)</w:t>
+      </w:r>
+    </w:p>
+    <w:p>
+      <w:r>
+        <w:rPr>
+          <w:b w:val="0"/>
+        </w:rPr>
+        <w:t>![课件原图·〈阿毗达摩〉1-前行1~14讲思维导图+讲义.pdf·第5页](课件原图/课件原图_22831605_p05.png)</w:t>
+      </w:r>
+    </w:p>
+    <w:p>
+      <w:r>
+        <w:rPr>
+          <w:b w:val="0"/>
+        </w:rPr>
+        <w:t>![课件原图·〈阿毗达摩〉1-前行1~14讲思维导图+讲义.pdf·第6页](课件原图/课件原图_22831605_p06.png)</w:t>
+      </w:r>
+    </w:p>
+    <w:p>
+      <w:r>
+        <w:rPr>
+          <w:b w:val="0"/>
+        </w:rPr>
+        <w:t>![课件原图·〈阿毗达摩〉1-前行1~14讲思维导图+讲义.pdf·第7页](课件原图/课件原图_22831605_p07.png)</w:t>
+      </w:r>
+    </w:p>
+    <w:p>
+      <w:r>
+        <w:rPr>
+          <w:b w:val="0"/>
+        </w:rPr>
+        <w:t>![课件原图·〈阿毗达摩〉1-前行1~14讲思维导图+讲义.pdf·第8页](课件原图/课件原图_22831605_p08.png)</w:t>
+      </w:r>
+    </w:p>
+    <w:p>
+      <w:r>
+        <w:rPr>
+          <w:b w:val="0"/>
+        </w:rPr>
+        <w:t>![课件原图·〈阿毗达摩〉1-前行1~14讲思维导图+讲义.pdf·第9页](课件原图/课件原图_22831605_p09.png)</w:t>
+      </w:r>
+    </w:p>
+    <w:p>
+      <w:r>
+        <w:rPr>
+          <w:b w:val="0"/>
+        </w:rPr>
+        <w:t>![课件原图·〈阿毗达摩〉1-前行1~14讲思维导图+讲义.pdf·第10页](课件原图/课件原图_22831605_p10.png)</w:t>
       </w:r>
     </w:p>
     <w:sectPr>

--- a/交付成果/第三轮修订版/第三轮4周版/读书会19_戒定慧三学_4周资料包（第三版修订）/Word版/第3周_定学（二）与慧学（一）_主持人版.docx
+++ b/交付成果/第三轮修订版/第三轮4周版/读书会19_戒定慧三学_4周资料包（第三版修订）/Word版/第3周_定学（二）与慧学（一）_主持人版.docx
@@ -15266,207 +15266,493 @@
         <w:rPr>
           <w:b w:val="0"/>
         </w:rPr>
-        <w:t>下列图片为正文标注「图形页／无法逐字提取／图版」处对应的</w:t>
-      </w:r>
-      <w:r>
-        <w:rPr>
-          <w:b/>
-        </w:rPr>
-        <w:t>源课件整页渲染</w:t>
-      </w:r>
-      <w:r>
-        <w:rPr>
-          <w:b w:val="0"/>
-        </w:rPr>
-        <w:t>（自知识库媒体导出后 pymupdf 渲染，最大宽约 1200px），供投屏或板书对照；每页标注源材料与页码。共读原文文字未改。</w:t>
-      </w:r>
-    </w:p>
-    <w:p>
-      <w:r>
-        <w:rPr>
-          <w:b/>
-        </w:rPr>
-        <w:t>《〈阿毗达摩〉1-前行1~14讲思维导图+讲义.pdf》</w:t>
-      </w:r>
-      <w:r>
-        <w:rPr>
-          <w:b w:val="0"/>
-        </w:rPr>
-        <w:t>（源 PDF 共渲染 10 页）：</w:t>
-      </w:r>
-    </w:p>
-    <w:p>
-      <w:r>
-        <w:rPr>
-          <w:b w:val="0"/>
-        </w:rPr>
-        <w:t>![课件原图·〈阿毗达摩〉1-前行1~14讲思维导图+讲义.pdf·第1页](课件原图/课件原图_22831605_p01.png)</w:t>
-      </w:r>
-    </w:p>
-    <w:p>
-      <w:r>
-        <w:rPr>
-          <w:b w:val="0"/>
-        </w:rPr>
-        <w:t>![课件原图·〈阿毗达摩〉1-前行1~14讲思维导图+讲义.pdf·第2页](课件原图/课件原图_22831605_p02.png)</w:t>
-      </w:r>
-    </w:p>
-    <w:p>
-      <w:r>
-        <w:rPr>
-          <w:b w:val="0"/>
-        </w:rPr>
-        <w:t>![课件原图·〈阿毗达摩〉1-前行1~14讲思维导图+讲义.pdf·第3页](课件原图/课件原图_22831605_p03.png)</w:t>
-      </w:r>
-    </w:p>
-    <w:p>
-      <w:r>
-        <w:rPr>
-          <w:b w:val="0"/>
-        </w:rPr>
-        <w:t>![课件原图·〈阿毗达摩〉1-前行1~14讲思维导图+讲义.pdf·第4页](课件原图/课件原图_22831605_p04.png)</w:t>
-      </w:r>
-    </w:p>
-    <w:p>
-      <w:r>
-        <w:rPr>
-          <w:b w:val="0"/>
-        </w:rPr>
-        <w:t>![课件原图·〈阿毗达摩〉1-前行1~14讲思维导图+讲义.pdf·第5页](课件原图/课件原图_22831605_p05.png)</w:t>
-      </w:r>
-    </w:p>
-    <w:p>
-      <w:r>
-        <w:rPr>
-          <w:b w:val="0"/>
-        </w:rPr>
-        <w:t>![课件原图·〈阿毗达摩〉1-前行1~14讲思维导图+讲义.pdf·第6页](课件原图/课件原图_22831605_p06.png)</w:t>
-      </w:r>
-    </w:p>
-    <w:p>
-      <w:r>
-        <w:rPr>
-          <w:b w:val="0"/>
-        </w:rPr>
-        <w:t>![课件原图·〈阿毗达摩〉1-前行1~14讲思维导图+讲义.pdf·第7页](课件原图/课件原图_22831605_p07.png)</w:t>
-      </w:r>
-    </w:p>
-    <w:p>
-      <w:r>
-        <w:rPr>
-          <w:b w:val="0"/>
-        </w:rPr>
-        <w:t>![课件原图·〈阿毗达摩〉1-前行1~14讲思维导图+讲义.pdf·第8页](课件原图/课件原图_22831605_p08.png)</w:t>
-      </w:r>
-    </w:p>
-    <w:p>
-      <w:r>
-        <w:rPr>
-          <w:b w:val="0"/>
-        </w:rPr>
-        <w:t>![课件原图·〈阿毗达摩〉1-前行1~14讲思维导图+讲义.pdf·第9页](课件原图/课件原图_22831605_p09.png)</w:t>
-      </w:r>
-    </w:p>
-    <w:p>
-      <w:r>
-        <w:rPr>
-          <w:b w:val="0"/>
-        </w:rPr>
-        <w:t>![课件原图·〈阿毗达摩〉1-前行1~14讲思维导图+讲义.pdf·第10页](课件原图/课件原图_22831605_p10.png)</w:t>
-      </w:r>
-    </w:p>
-    <w:p>
-      <w:r>
-        <w:rPr>
-          <w:b/>
-        </w:rPr>
-        <w:t>《〈阿毗达摩〉1-前行1~14讲思维导图+讲义.pdf》</w:t>
-      </w:r>
-      <w:r>
-        <w:rPr>
-          <w:b w:val="0"/>
-        </w:rPr>
-        <w:t>（源 PDF 共渲染 10 页）：</w:t>
-      </w:r>
-    </w:p>
-    <w:p>
-      <w:r>
-        <w:rPr>
-          <w:b w:val="0"/>
-        </w:rPr>
-        <w:t>![课件原图·〈阿毗达摩〉1-前行1~14讲思维导图+讲义.pdf·第1页](课件原图/课件原图_22831605_p01.png)</w:t>
-      </w:r>
-    </w:p>
-    <w:p>
-      <w:r>
-        <w:rPr>
-          <w:b w:val="0"/>
-        </w:rPr>
-        <w:t>![课件原图·〈阿毗达摩〉1-前行1~14讲思维导图+讲义.pdf·第2页](课件原图/课件原图_22831605_p02.png)</w:t>
-      </w:r>
-    </w:p>
-    <w:p>
-      <w:r>
-        <w:rPr>
-          <w:b w:val="0"/>
-        </w:rPr>
-        <w:t>![课件原图·〈阿毗达摩〉1-前行1~14讲思维导图+讲义.pdf·第3页](课件原图/课件原图_22831605_p03.png)</w:t>
-      </w:r>
-    </w:p>
-    <w:p>
-      <w:r>
-        <w:rPr>
-          <w:b w:val="0"/>
-        </w:rPr>
-        <w:t>![课件原图·〈阿毗达摩〉1-前行1~14讲思维导图+讲义.pdf·第4页](课件原图/课件原图_22831605_p04.png)</w:t>
-      </w:r>
-    </w:p>
-    <w:p>
-      <w:r>
-        <w:rPr>
-          <w:b w:val="0"/>
-        </w:rPr>
-        <w:t>![课件原图·〈阿毗达摩〉1-前行1~14讲思维导图+讲义.pdf·第5页](课件原图/课件原图_22831605_p05.png)</w:t>
-      </w:r>
-    </w:p>
-    <w:p>
-      <w:r>
-        <w:rPr>
-          <w:b w:val="0"/>
-        </w:rPr>
-        <w:t>![课件原图·〈阿毗达摩〉1-前行1~14讲思维导图+讲义.pdf·第6页](课件原图/课件原图_22831605_p06.png)</w:t>
-      </w:r>
-    </w:p>
-    <w:p>
-      <w:r>
-        <w:rPr>
-          <w:b w:val="0"/>
-        </w:rPr>
-        <w:t>![课件原图·〈阿毗达摩〉1-前行1~14讲思维导图+讲义.pdf·第7页](课件原图/课件原图_22831605_p07.png)</w:t>
-      </w:r>
-    </w:p>
-    <w:p>
-      <w:r>
-        <w:rPr>
-          <w:b w:val="0"/>
-        </w:rPr>
-        <w:t>![课件原图·〈阿毗达摩〉1-前行1~14讲思维导图+讲义.pdf·第8页](课件原图/课件原图_22831605_p08.png)</w:t>
-      </w:r>
-    </w:p>
-    <w:p>
-      <w:r>
-        <w:rPr>
-          <w:b w:val="0"/>
-        </w:rPr>
-        <w:t>![课件原图·〈阿毗达摩〉1-前行1~14讲思维导图+讲义.pdf·第9页](课件原图/课件原图_22831605_p09.png)</w:t>
-      </w:r>
-    </w:p>
-    <w:p>
-      <w:r>
-        <w:rPr>
-          <w:b w:val="0"/>
-        </w:rPr>
-        <w:t>![课件原图·〈阿毗达摩〉1-前行1~14讲思维导图+讲义.pdf·第10页](课件原图/课件原图_22831605_p10.png)</w:t>
+        <w:t>下列图片为</w:t>
+      </w:r>
+      <w:r>
+        <w:rPr>
+          <w:b/>
+        </w:rPr>
+        <w:t>方案B（精简渲染）</w:t>
+      </w:r>
+      <w:r>
+        <w:rPr>
+          <w:b w:val="0"/>
+        </w:rPr>
+        <w:t>：每册先出「拼版总图」（整册缩略，供目视定位），再列出</w:t>
+      </w:r>
+      <w:r>
+        <w:rPr>
+          <w:b/>
+        </w:rPr>
+        <w:t>目视定位所得</w:t>
+      </w:r>
+      <w:r>
+        <w:rPr>
+          <w:b w:val="0"/>
+        </w:rPr>
+        <w:t>的图形页（含表格／结构图／流程图／示意图／思维导图／照片等非纯文字页，每册≤12页）。源 PDF 自知识库媒体导出后经 pymupdf 逐页渲染，拼版缩略拼贴生成，供投屏或板书对照；每页标注源材料与页码。</w:t>
+      </w:r>
+      <w:r>
+        <w:rPr>
+          <w:b/>
+        </w:rPr>
+        <w:t>《共读原文》文字一字未改。</w:t>
+      </w:r>
+    </w:p>
+    <w:p>
+      <w:r>
+        <w:rPr>
+          <w:b/>
+        </w:rPr>
+        <w:t>拼版总图（整册缩略·目视定位用）</w:t>
+      </w:r>
+    </w:p>
+    <w:p>
+      <w:pPr>
+        <w:pStyle w:val="ListBullet"/>
+      </w:pPr>
+      <w:r>
+        <w:rPr>
+          <w:b w:val="0"/>
+        </w:rPr>
+        <w:t>《禅修入门与次第-帕奥.pdf》：![拼版总图·《禅修入门与次第-帕奥.pdf》](课件原图/拼版_8cf7d6da.png)</w:t>
+      </w:r>
+    </w:p>
+    <w:p>
+      <w:pPr>
+        <w:pStyle w:val="ListBullet"/>
+      </w:pPr>
+      <w:r>
+        <w:rPr>
+          <w:b w:val="0"/>
+        </w:rPr>
+        <w:t>《如来禅修学体系49-摄心所分别2（课件）》：![拼版总图·《如来禅修学体系49-摄心所分别2（课件）》](课件原图/拼版_b068c54f.png)</w:t>
+      </w:r>
+    </w:p>
+    <w:p>
+      <w:pPr>
+        <w:pStyle w:val="ListBullet"/>
+      </w:pPr>
+      <w:r>
+        <w:rPr>
+          <w:b w:val="0"/>
+        </w:rPr>
+        <w:t>《如来禅修学体系90-摄业处分别2（课件）》：![拼版总图·《如来禅修学体系90-摄业处分别2（课件）》](课件原图/拼版_2940cee8.png)</w:t>
+      </w:r>
+    </w:p>
+    <w:p>
+      <w:pPr>
+        <w:pStyle w:val="ListBullet"/>
+      </w:pPr>
+      <w:r>
+        <w:rPr>
+          <w:b w:val="0"/>
+        </w:rPr>
+        <w:t>《〈阿毗达摩〉1-前行1~14讲思维导图+讲义.pdf》：![拼版总图·《〈阿毗达摩〉1-前行1~14讲思维导图+讲义.pdf》](课件原图/拼版_fae30162.png)</w:t>
+      </w:r>
+    </w:p>
+    <w:p>
+      <w:pPr>
+        <w:pStyle w:val="ListBullet"/>
+      </w:pPr>
+      <w:r>
+        <w:rPr>
+          <w:b w:val="0"/>
+        </w:rPr>
+        <w:t>《第167讲应用（摄集15）：三十七道品／苦之集［生命的四食（一）］》：![拼版总图·《第167讲应用（摄集15）：三十七道品／苦之集［生命的四食（一）］》](课件原图/拼版_e503ab61.png)</w:t>
+      </w:r>
+    </w:p>
+    <w:p>
+      <w:pPr>
+        <w:pStyle w:val="ListBullet"/>
+      </w:pPr>
+      <w:r>
+        <w:rPr>
+          <w:b w:val="0"/>
+        </w:rPr>
+        <w:t>《法集论次复注 Dhammasaṅgaṇī-Anuṭīka（deepseek 翻译·仅供参考）》：![拼版总图·《法集论次复注 Dhammasaṅgaṇī-Anuṭīka（deepseek 翻译·仅供参考）》](课件原图/拼版_05a568b0.png)</w:t>
+      </w:r>
+    </w:p>
+    <w:p>
+      <w:r>
+        <w:rPr>
+          <w:b/>
+        </w:rPr>
+        <w:t>图形页（目视定位所得）</w:t>
+      </w:r>
+    </w:p>
+    <w:p>
+      <w:pPr>
+        <w:pStyle w:val="ListBullet"/>
+      </w:pPr>
+      <w:r>
+        <w:rPr>
+          <w:b w:val="0"/>
+        </w:rPr>
+        <w:t>《禅修入门与次第-帕奥.pdf》（本册为文字页，无图形页）</w:t>
+      </w:r>
+    </w:p>
+    <w:p>
+      <w:pPr>
+        <w:pStyle w:val="ListBullet"/>
+      </w:pPr>
+      <w:r>
+        <w:rPr>
+          <w:b w:val="0"/>
+        </w:rPr>
+        <w:t>《如来禅修学体系49-摄心所分别2（课件）》第3页（【善心】初禅心(33~34)·心所矩阵表）：![课件原图·《如来禅修学体系49-摄心所分别2（课件）》·第3页](课件原图/课件原图_b068c54f_p03.png)</w:t>
+      </w:r>
+    </w:p>
+    <w:p>
+      <w:pPr>
+        <w:pStyle w:val="ListBullet"/>
+      </w:pPr>
+      <w:r>
+        <w:rPr>
+          <w:b w:val="0"/>
+        </w:rPr>
+        <w:t>《如来禅修学体系49-摄心所分别2（课件）》第4页（【善心】第二禅心(32~33)·心所矩阵表）：![课件原图·《如来禅修学体系49-摄心所分别2（课件）》·第4页](课件原图/课件原图_b068c54f_p04.png)</w:t>
+      </w:r>
+    </w:p>
+    <w:p>
+      <w:pPr>
+        <w:pStyle w:val="ListBullet"/>
+      </w:pPr>
+      <w:r>
+        <w:rPr>
+          <w:b w:val="0"/>
+        </w:rPr>
+        <w:t>《如来禅修学体系49-摄心所分别2（课件）》第5页（【善心】第三禅心(31~32)·心所矩阵表）：![课件原图·《如来禅修学体系49-摄心所分别2（课件）》·第5页](课件原图/课件原图_b068c54f_p05.png)</w:t>
+      </w:r>
+    </w:p>
+    <w:p>
+      <w:pPr>
+        <w:pStyle w:val="ListBullet"/>
+      </w:pPr>
+      <w:r>
+        <w:rPr>
+          <w:b w:val="0"/>
+        </w:rPr>
+        <w:t>《如来禅修学体系49-摄心所分别2（课件）》第6页（【善心】第四禅心(30~31)·心所矩阵表）：![课件原图·《如来禅修学体系49-摄心所分别2（课件）》·第6页](课件原图/课件原图_b068c54f_p06.png)</w:t>
+      </w:r>
+    </w:p>
+    <w:p>
+      <w:pPr>
+        <w:pStyle w:val="ListBullet"/>
+      </w:pPr>
+      <w:r>
+        <w:rPr>
+          <w:b w:val="0"/>
+        </w:rPr>
+        <w:t>《如来禅修学体系49-摄心所分别2（课件）》第9页（八或四十世间心·简表）：![课件原图·《如来禅修学体系49-摄心所分别2（课件）》·第9页](课件原图/课件原图_b068c54f_p09.png)</w:t>
+      </w:r>
+    </w:p>
+    <w:p>
+      <w:pPr>
+        <w:pStyle w:val="ListBullet"/>
+      </w:pPr>
+      <w:r>
+        <w:rPr>
+          <w:b w:val="0"/>
+        </w:rPr>
+        <w:t>《如来禅修学体系49-摄心所分别2（课件）》第10页（【道心】初禅道心(36)·心所矩阵表）：![课件原图·《如来禅修学体系49-摄心所分别2（课件）》·第10页](课件原图/课件原图_b068c54f_p10.png)</w:t>
+      </w:r>
+    </w:p>
+    <w:p>
+      <w:pPr>
+        <w:pStyle w:val="ListBullet"/>
+      </w:pPr>
+      <w:r>
+        <w:rPr>
+          <w:b w:val="0"/>
+        </w:rPr>
+        <w:t>《如来禅修学体系49-摄心所分别2（课件）》第11页（【道心】第二禅道心(35)）：![课件原图·《如来禅修学体系49-摄心所分别2（课件）》·第11页](课件原图/课件原图_b068c54f_p11.png)</w:t>
+      </w:r>
+    </w:p>
+    <w:p>
+      <w:pPr>
+        <w:pStyle w:val="ListBullet"/>
+      </w:pPr>
+      <w:r>
+        <w:rPr>
+          <w:b w:val="0"/>
+        </w:rPr>
+        <w:t>《如来禅修学体系49-摄心所分别2（课件）》第12页（【道心】第三禅道心(34)）：![课件原图·《如来禅修学体系49-摄心所分别2（课件）》·第12页](课件原图/课件原图_b068c54f_p12.png)</w:t>
+      </w:r>
+    </w:p>
+    <w:p>
+      <w:pPr>
+        <w:pStyle w:val="ListBullet"/>
+      </w:pPr>
+      <w:r>
+        <w:rPr>
+          <w:b w:val="0"/>
+        </w:rPr>
+        <w:t>《如来禅修学体系49-摄心所分别2（课件）》第13页（【道心】第四禅道心(33)）：![课件原图·《如来禅修学体系49-摄心所分别2（课件）》·第13页](课件原图/课件原图_b068c54f_p13.png)</w:t>
+      </w:r>
+    </w:p>
+    <w:p>
+      <w:pPr>
+        <w:pStyle w:val="ListBullet"/>
+      </w:pPr>
+      <w:r>
+        <w:rPr>
+          <w:b w:val="0"/>
+        </w:rPr>
+        <w:t>《如来禅修学体系49-摄心所分别2（课件）》第14页（【道心】第五禅道心(33)）：![课件原图·《如来禅修学体系49-摄心所分别2（课件）》·第14页](课件原图/课件原图_b068c54f_p14.png)</w:t>
+      </w:r>
+    </w:p>
+    <w:p>
+      <w:pPr>
+        <w:pStyle w:val="ListBullet"/>
+      </w:pPr>
+      <w:r>
+        <w:rPr>
+          <w:b w:val="0"/>
+        </w:rPr>
+        <w:t>《如来禅修学体系49-摄心所分别2（课件）》第15页（修行道次第·金字塔结构图）：![课件原图·《如来禅修学体系49-摄心所分别2（课件）》·第15页](课件原图/课件原图_b068c54f_p15.png)</w:t>
+      </w:r>
+    </w:p>
+    <w:p>
+      <w:pPr>
+        <w:pStyle w:val="ListBullet"/>
+      </w:pPr>
+      <w:r>
+        <w:rPr>
+          <w:b w:val="0"/>
+        </w:rPr>
+        <w:t>《如来禅修学体系49-摄心所分别2（课件）》第16页（五十二心所·总表）：![课件原图·《如来禅修学体系49-摄心所分别2（课件）》·第16页](课件原图/课件原图_b068c54f_p16.png)</w:t>
+      </w:r>
+    </w:p>
+    <w:p>
+      <w:pPr>
+        <w:pStyle w:val="ListBullet"/>
+      </w:pPr>
+      <w:r>
+        <w:rPr>
+          <w:b w:val="0"/>
+        </w:rPr>
+        <w:t>《如来禅修学体系90-摄业处分别2（课件）》第1页（封面·佛像照片）：![课件原图·《如来禅修学体系90-摄业处分别2（课件）》·第1页](课件原图/课件原图_2940cee8_p01.png)</w:t>
+      </w:r>
+    </w:p>
+    <w:p>
+      <w:pPr>
+        <w:pStyle w:val="ListBullet"/>
+      </w:pPr>
+      <w:r>
+        <w:rPr>
+          <w:b w:val="0"/>
+        </w:rPr>
+        <w:t>《如来禅修学体系90-摄业处分别2（课件）》第2页（礼敬佛陀页）：![课件原图·《如来禅修学体系90-摄业处分别2（课件）》·第2页](课件原图/课件原图_2940cee8_p02.png)</w:t>
+      </w:r>
+    </w:p>
+    <w:p>
+      <w:pPr>
+        <w:pStyle w:val="ListBullet"/>
+      </w:pPr>
+      <w:r>
+        <w:rPr>
+          <w:b w:val="0"/>
+        </w:rPr>
+        <w:t>《如来禅修学体系90-摄业处分别2（课件）》第6页（十二缘起流程图＋表格）：![课件原图·《如来禅修学体系90-摄业处分别2（课件）》·第6页](课件原图/课件原图_2940cee8_p06.png)</w:t>
+      </w:r>
+    </w:p>
+    <w:p>
+      <w:pPr>
+        <w:pStyle w:val="ListBullet"/>
+      </w:pPr>
+      <w:r>
+        <w:rPr>
+          <w:b w:val="0"/>
+        </w:rPr>
+        <w:t>《如来禅修学体系90-摄业处分别2（课件）》第10页（佛塔示意图＋表格）：![课件原图·《如来禅修学体系90-摄业处分别2（课件）》·第10页](课件原图/课件原图_2940cee8_p10.png)</w:t>
+      </w:r>
+    </w:p>
+    <w:p>
+      <w:pPr>
+        <w:pStyle w:val="ListBullet"/>
+      </w:pPr>
+      <w:r>
+        <w:rPr>
+          <w:b w:val="0"/>
+        </w:rPr>
+        <w:t>《如来禅修学体系90-摄业处分别2（课件）》第20页（佛塔示意图＋表格）：![课件原图·《如来禅修学体系90-摄业处分别2（课件）》·第20页](课件原图/课件原图_2940cee8_p20.png)</w:t>
+      </w:r>
+    </w:p>
+    <w:p>
+      <w:pPr>
+        <w:pStyle w:val="ListBullet"/>
+      </w:pPr>
+      <w:r>
+        <w:rPr>
+          <w:b w:val="0"/>
+        </w:rPr>
+        <w:t>《如来禅修学体系90-摄业处分别2（课件）》第22页（果定心路结构图）：![课件原图·《如来禅修学体系90-摄业处分别2（课件）》·第22页](课件原图/课件原图_2940cee8_p22.png)</w:t>
+      </w:r>
+    </w:p>
+    <w:p>
+      <w:pPr>
+        <w:pStyle w:val="ListBullet"/>
+      </w:pPr>
+      <w:r>
+        <w:rPr>
+          <w:b w:val="0"/>
+        </w:rPr>
+        <w:t>《如来禅修学体系90-摄业处分别2（课件）》第24页（出世间心路过程结构图）：![课件原图·《如来禅修学体系90-摄业处分别2（课件）》·第24页](课件原图/课件原图_2940cee8_p24.png)</w:t>
+      </w:r>
+    </w:p>
+    <w:p>
+      <w:pPr>
+        <w:pStyle w:val="ListBullet"/>
+      </w:pPr>
+      <w:r>
+        <w:rPr>
+          <w:b w:val="0"/>
+        </w:rPr>
+        <w:t>《如来禅修学体系90-摄业处分别2（课件）》第25页（出世间果定心路过程结构图）：![课件原图·《如来禅修学体系90-摄业处分别2（课件）》·第25页](课件原图/课件原图_2940cee8_p25.png)</w:t>
+      </w:r>
+    </w:p>
+    <w:p>
+      <w:pPr>
+        <w:pStyle w:val="ListBullet"/>
+      </w:pPr>
+      <w:r>
+        <w:rPr>
+          <w:b w:val="0"/>
+        </w:rPr>
+        <w:t>《如来禅修学体系90-摄业处分别2（课件）》第31页（「成就观智」总结表格）：![课件原图·《如来禅修学体系90-摄业处分别2（课件）》·第31页](课件原图/课件原图_2940cee8_p31.png)</w:t>
+      </w:r>
+    </w:p>
+    <w:p>
+      <w:pPr>
+        <w:pStyle w:val="ListBullet"/>
+      </w:pPr>
+      <w:r>
+        <w:rPr>
+          <w:b w:val="0"/>
+        </w:rPr>
+        <w:t>《如来禅修学体系90-摄业处分别2（课件）》第35页（回向·佛像照片）：![课件原图·《如来禅修学体系90-摄业处分别2（课件）》·第35页](课件原图/课件原图_2940cee8_p35.png)</w:t>
+      </w:r>
+    </w:p>
+    <w:p>
+      <w:pPr>
+        <w:pStyle w:val="ListBullet"/>
+      </w:pPr>
+      <w:r>
+        <w:rPr>
+          <w:b w:val="0"/>
+        </w:rPr>
+        <w:t>《〈阿毗达摩〉1-前行1~14讲思维导图+讲义.pdf》第1页（目录／使用说明页）：![课件原图·《〈阿毗达摩〉1-前行1~14讲思维导图+讲义.pdf》·第1页](课件原图/课件原图_fae30162_p01.png)</w:t>
+      </w:r>
+    </w:p>
+    <w:p>
+      <w:pPr>
+        <w:pStyle w:val="ListBullet"/>
+      </w:pPr>
+      <w:r>
+        <w:rPr>
+          <w:b w:val="0"/>
+        </w:rPr>
+        <w:t>《〈阿毗达摩〉1-前行1~14讲思维导图+讲义.pdf》第2页（思维导图（第01课·冰山理论））：![课件原图·《〈阿毗达摩〉1-前行1~14讲思维导图+讲义.pdf》·第2页](课件原图/课件原图_fae30162_p02.png)</w:t>
+      </w:r>
+    </w:p>
+    <w:p>
+      <w:pPr>
+        <w:pStyle w:val="ListBullet"/>
+      </w:pPr>
+      <w:r>
+        <w:rPr>
+          <w:b w:val="0"/>
+        </w:rPr>
+        <w:t>《〈阿毗达摩〉1-前行1~14讲思维导图+讲义.pdf》第29页（彩色层级示意图）：![课件原图·《〈阿毗达摩〉1-前行1~14讲思维导图+讲义.pdf》·第29页](课件原图/课件原图_fae30162_p29.png)</w:t>
+      </w:r>
+    </w:p>
+    <w:p>
+      <w:pPr>
+        <w:pStyle w:val="ListBullet"/>
+      </w:pPr>
+      <w:r>
+        <w:rPr>
+          <w:b w:val="0"/>
+        </w:rPr>
+        <w:t>《〈阿毗达摩〉1-前行1~14讲思维导图+讲义.pdf》第31页（思维导图（第05课·善与恶））：![课件原图·《〈阿毗达摩〉1-前行1~14讲思维导图+讲义.pdf》·第31页](课件原图/课件原图_fae30162_p31.png)</w:t>
+      </w:r>
+    </w:p>
+    <w:p>
+      <w:pPr>
+        <w:pStyle w:val="ListBullet"/>
+      </w:pPr>
+      <w:r>
+        <w:rPr>
+          <w:b w:val="0"/>
+        </w:rPr>
+        <w:t>《〈阿毗达摩〉1-前行1~14讲思维导图+讲义.pdf》第48页（四种正知·金字塔结构图）：![课件原图·《〈阿毗达摩〉1-前行1~14讲思维导图+讲义.pdf》·第48页](课件原图/课件原图_fae30162_p48.png)</w:t>
+      </w:r>
+    </w:p>
+    <w:p>
+      <w:pPr>
+        <w:pStyle w:val="ListBullet"/>
+      </w:pPr>
+      <w:r>
+        <w:rPr>
+          <w:b w:val="0"/>
+        </w:rPr>
+        <w:t>《〈阿毗达摩〉1-前行1~14讲思维导图+讲义.pdf》第75页（彩色表格／矩阵图）：![课件原图·《〈阿毗达摩〉1-前行1~14讲思维导图+讲义.pdf》·第75页](课件原图/课件原图_fae30162_p75.png)</w:t>
+      </w:r>
+    </w:p>
+    <w:p>
+      <w:pPr>
+        <w:pStyle w:val="ListBullet"/>
+      </w:pPr>
+      <w:r>
+        <w:rPr>
+          <w:b w:val="0"/>
+        </w:rPr>
+        <w:t>《第167讲应用（摄集15）：三十七道品／苦之集［生命的四食（一）］》第6页（「四增上」彩色结构图）：![课件原图·《第167讲应用（摄集15）：三十七道品／苦之集［生命的四食（一）］》·第6页](课件原图/课件原图_e503ab61_p06.png)</w:t>
+      </w:r>
+    </w:p>
+    <w:p>
+      <w:pPr>
+        <w:pStyle w:val="ListBullet"/>
+      </w:pPr>
+      <w:r>
+        <w:rPr>
+          <w:b w:val="0"/>
+        </w:rPr>
+        <w:t>《第167讲应用（摄集15）：三十七道品／苦之集［生命的四食（一）］》第8页（「四食」彩色结构图）：![课件原图·《第167讲应用（摄集15）：三十七道品／苦之集［生命的四食（一）］》·第8页](课件原图/课件原图_e503ab61_p08.png)</w:t>
+      </w:r>
+    </w:p>
+    <w:p>
+      <w:pPr>
+        <w:pStyle w:val="ListBullet"/>
+      </w:pPr>
+      <w:r>
+        <w:rPr>
+          <w:b w:val="0"/>
+        </w:rPr>
+        <w:t>《第167讲应用（摄集15）：三十七道品／苦之集［生命的四食（一）］》第10页（「食素八卦图」圆形图）：![课件原图·《第167讲应用（摄集15）：三十七道品／苦之集［生命的四食（一）］》·第10页](课件原图/课件原图_e503ab61_p10.png)</w:t>
+      </w:r>
+    </w:p>
+    <w:p>
+      <w:pPr>
+        <w:pStyle w:val="ListBullet"/>
+      </w:pPr>
+      <w:r>
+        <w:rPr>
+          <w:b w:val="0"/>
+        </w:rPr>
+        <w:t>《第167讲应用（摄集15）：三十七道品／苦之集［生命的四食（一）］》第12页（「闻思修／戒定慧／三十七道品」流程图）：![课件原图·《第167讲应用（摄集15）：三十七道品／苦之集［生命的四食（一）］》·第12页](课件原图/课件原图_e503ab61_p12.png)</w:t>
+      </w:r>
+    </w:p>
+    <w:p>
+      <w:pPr>
+        <w:pStyle w:val="ListBullet"/>
+      </w:pPr>
+      <w:r>
+        <w:rPr>
+          <w:b w:val="0"/>
+        </w:rPr>
+        <w:t>《法集论次复注 Dhammasaṅgaṇī-Anuṭīka（deepseek 翻译·仅供参考）》（本册为文字页，无图形页）</w:t>
       </w:r>
     </w:p>
     <w:sectPr>

--- a/交付成果/第三轮修订版/第三轮4周版/读书会19_戒定慧三学_4周资料包（第三版修订）/Word版/第3周_定学（二）与慧学（一）_主持人版.docx
+++ b/交付成果/第三轮修订版/第三轮4周版/读书会19_戒定慧三学_4周资料包（第三版修订）/Word版/第3周_定学（二）与慧学（一）_主持人版.docx
@@ -11657,7 +11657,7 @@
         <w:rPr>
           <w:b w:val="0"/>
         </w:rPr>
-        <w:t>[00:32:32.740] 所以第一个心啊，那个第一个心呢，我们称为叫啊，这个觉生星啊，觉生心啊。那么这个觉生心呢，就是你这一生的第一个心啊啊，我们。来到我们这个母亲怀里的第一个心就叫觉生星。那么觉生心呢啊，你到了这个心里检查这个结生星好，你这个人看到你这个心是啊，你一定你能够修到缘起，你一定是有慧根的啊，不可能没有慧根，你不能修到这里的一定是三阴结成的对吧？好，那么你修到这个心呢，它一定是有慧根的，那么就是看它有没有乐句啊啊，那么这个这个乐句之相应还是舍句之相应，就是这点差别了啊，其他的三十四个名法你都可以去查他啊。</w:t>
+        <w:t>[00:32:32.740] 所以第一个心啊，那个第一个心呢，我们称为叫啊，这个结生心啊，结生心啊。那么这个结生心呢，就是你这一生的第一个心啊啊，我们。来到我们这个母亲怀里的第一个心就叫结生心。那么结生心呢啊，你到了这个心里检查这个结生心好，你这个人看到你这个心是啊，你一定你能够修到缘起，你一定是有慧根的啊，不可能没有慧根，你不能修到这里的一定是三阴结成的对吧？好，那么你修到这个心呢，它一定是有慧根的，那么就是看它有没有乐句啊啊，那么这个这个乐句之相应还是舍句之相应，就是这点差别了啊，其他的三十四个名法你都可以去查他啊。</w:t>
       </w:r>
     </w:p>
     <w:p>
@@ -11673,7 +11673,7 @@
         <w:rPr>
           <w:b w:val="0"/>
         </w:rPr>
-        <w:t>[00:57:09.015] 要修观智。啊啊，那真正的道谛呢，在呃，四圣谛的角度上来讲呢，就是虚无观制啊。所以，观智是在原色受制的基础上呢，再去修观才是真正的修观的那名色分别字加上原色受制呢，合起来在经典里面叫做法住制。</w:t>
+        <w:t>[00:57:09.015] 要修观智。啊啊，那真正的道谛呢，在呃，四圣谛的角度上来讲呢，就是虚无观制啊。所以，观智是在缘起智的基础上呢，再去修观才是真正的修观的那名色分别智加上缘起智呢，合起来在经典里面叫做法住智。</w:t>
       </w:r>
     </w:p>
     <w:p>
@@ -11689,23 +11689,23 @@
         <w:rPr>
           <w:b w:val="0"/>
         </w:rPr>
-        <w:t>[00:10:30.380] 好，当我们这个内外的色法能够看到以后呢，啊，可以进入这个明法，好，就是名色受制。那民法呢，我们前面也讲过了啊，就是名法呢，你可以简单来讲是五蕴里面的受蕴想蕴行蕴和识蕴啊。那受运也是个心锁，想运也是个心锁，行运是指五十个星锁，时运是指八个九种心识心识。</w:t>
-      </w:r>
-    </w:p>
-    <w:p>
-      <w:r>
-        <w:rPr>
-          <w:b w:val="0"/>
-        </w:rPr>
-        <w:t>[00:11:33.900] 啊，那也就是民法呢，首先是最基础的是啊这个五十二星所八十九种心石，然后这个呢，这些心心石它组合起来无外乎呢，就是六门心路啊加上这个离心离路心啊啊啊离禄星好。那离路心是什么呢？就是晚上熟睡没有梦的时候，那种心的状态叫离路心。以及每一个心路升起来啊，新路跟新路中间啊，这个间隔的啊，那一部分啊。我们称为有分星啊，这个呢是离路星，其他的呢，就是这种星路啊。啊，星路呢，是五门心路加一门心路，合起来就是六门心路啊。</w:t>
-      </w:r>
-    </w:p>
-    <w:p>
-      <w:r>
-        <w:rPr>
-          <w:b w:val="0"/>
-        </w:rPr>
-        <w:t>[00:12:48.795] 把这个眼睛看到的这些啊，我们讲这像素把它组合起来概念化，变成你认为的这个蓝色绿色红色白色男人女人的这种啊，这概念化啊，这个这个概念化的过程是用我们心脏的这个心来完成的好啊，那么这个每个星路中间呢都会有间隔有分。那这个有分间隔干什么用呢？啊，就是它会有什么样的影响呢？</w:t>
+        <w:t>[00:10:30.380] 好，当我们这个内外的色法能够看到以后呢，啊，可以进入这个名法，好，就是名色受制。那名法呢，我们前面也讲过了啊，就是名法呢，你可以简单来讲是五蕴里面的受蕴想蕴行蕴和识蕴啊。那受蕴也是个心所，想蕴也是个心所，行蕴是指五十个心所，识蕴是指八个九种心识心识。</w:t>
+      </w:r>
+    </w:p>
+    <w:p>
+      <w:r>
+        <w:rPr>
+          <w:b w:val="0"/>
+        </w:rPr>
+        <w:t>[00:11:33.900] 啊，那也就是名法呢，首先是最基础的是啊这个五十二心所八十九种心石，然后这个呢，这些心心石它组合起来无外乎呢，就是六门心路啊加上这个离心离路心啊啊啊离心路好。那离路心是什么呢？就是晚上熟睡没有梦的时候，那种心的状态叫离路心。以及每一个心路升起来啊，心路跟心路中间啊，这个间隔的啊，那一部分啊。我们称为有分心啊，这个呢是离心路，其他的呢，就是这种心路啊。啊，心路呢，是五门心路加一门心路，合起来就是六门心路啊。</w:t>
+      </w:r>
+    </w:p>
+    <w:p>
+      <w:r>
+        <w:rPr>
+          <w:b w:val="0"/>
+        </w:rPr>
+        <w:t>[00:12:48.795] 把这个眼睛看到的这些啊，我们讲这像素把它组合起来概念化，变成你认为的这个蓝色绿色红色白色男人女人的这种啊，这概念化啊，这个这个概念化的过程是用我们心脏的这个心来完成的好啊，那么这个每个心路中间呢都会有间隔有分。那这个有分间隔干什么用呢？啊，就是它会有什么样的影响呢？</w:t>
       </w:r>
     </w:p>
     <w:p>
@@ -11721,7 +11721,7 @@
         <w:rPr>
           <w:b w:val="0"/>
         </w:rPr>
-        <w:t>[00:13:56.910] 所以那么这个这些新路的情况呢，我们原来有了那么那我们就开始辨识啊，那首先是辨识新路好。那便是新路呢。最好。最好辨识的呢，其实是这个这个禅纳心路对吧？</w:t>
+        <w:t>[00:13:56.910] 所以那么这个这些心路的情况呢，我们原来有了那么那我们就开始辨识啊，那首先是辨识心路好。那便是心路呢。最好。最好辨识的呢，其实是这个这个禅纳心路对吧？</w:t>
       </w:r>
     </w:p>
     <w:p>
@@ -11737,15 +11737,15 @@
         <w:rPr>
           <w:b w:val="0"/>
         </w:rPr>
-        <w:t>[00:15:31.150] 那这三十四个名法加上心识三十四个名法啊，那都能看到。那就是刚开始你是一个个看，最后呢，你一一个看过去，这个三十四个心锁被你同时看到，你的心呢，能够同时觉察到，哎，这个心里面包含了三十四个心锁啊，这个很重要。……最后呢，你要能看到一串的心路。同时在一个刹那，你的心看过去，这一串心路的所有的里面，每一个心座都能够被你看到，那么这个呢，在逻辑上它是没办法想象，但是你的智慧，你的心的这个智呢，是可以达到。</w:t>
-      </w:r>
-    </w:p>
-    <w:p>
-      <w:r>
-        <w:rPr>
-          <w:b w:val="0"/>
-        </w:rPr>
-        <w:t>[00:16:11.880] 达到的好来，那我们曾经有一个禅修者，他说他可以在一个刹那观察两千多条驯路，那那是匪夷所思了。一般来讲，就是没有办法想象，但是当你的智慧到的时候，那就可以啊。好，那么这个强大新路辨识完呢，我们就辨识五门星路好啊，六门心路好。</w:t>
+        <w:t>[00:15:31.150] 那这三十四个名法加上心识三十四个名法啊，那都能看到。那就是刚开始你是一个个看，最后呢，你一一个看过去，这个三十四个心所被你同时看到，你的心呢，能够同时觉察到，哎，这个心里面包含了三十四个心所啊，这个很重要。……最后呢，你要能看到一串的心路。同时在一个刹那，你的心看过去，这一串心路的所有的里面，每一个心座都能够被你看到，那么这个呢，在逻辑上它是没办法想象，但是你的智慧，你的心的这个智呢，是可以达到。</w:t>
+      </w:r>
+    </w:p>
+    <w:p>
+      <w:r>
+        <w:rPr>
+          <w:b w:val="0"/>
+        </w:rPr>
+        <w:t>[00:16:11.880] 达到的好来，那我们曾经有一个禅修者，他说他可以在一个刹那观察两千多条驯路，那那是匪夷所思了。一般来讲，就是没有办法想象，但是当你的智慧到的时候，那就可以啊。好，那么这个强大心路辨识完呢，我们就辨识五门心路好啊，六门心路好。</w:t>
       </w:r>
     </w:p>
     <w:p>
@@ -11785,7 +11785,7 @@
         <w:rPr>
           <w:b w:val="0"/>
         </w:rPr>
-        <w:t>[00:18:24.195] 没有人可以比的。就是我慢的，他慢相应的这种，呃。进入就会升旗对吧？啊，那么他如果是说啊，这个这个升旗呢，就啊这个这个设计颜色怎么那么难看不讨厌啊，是称心的对吧？好啊，然后呢，说啊，这个这个我这样的设计呢，这个颜色是最好看的，不要被让别人看到升起的是枪令的心。好，那我这个这个这个。这个设计呢啊呃这个可能没别人好啊，你取一个外在的设计啊的颜色说哦，他这个设计啊，怎么会那么漂亮呢？说我比我的更好呢。你可以取一个天然的或者更殊胜的生命的一个设计的颜色，你生起一个嫉呃嫉妒的心好啊，</w:t>
+        <w:t>[00:18:24.195] 没有人可以比的。就是我慢的，他慢相应的这种，呃。进入就会升旗对吧？啊，那么他如果是说啊，这个这个升旗呢，就啊这个这个设计颜色怎么那么难看不讨厌啊，是嗔心的对吧？好啊，然后呢，说啊，这个这个我这样的设计呢，这个颜色是最好看的，不要被让别人看到升起的是枪令的心。好，那我这个这个这个。这个设计呢啊呃这个可能没别人好啊，你取一个外在的设计啊的颜色说哦，他这个设计啊，怎么会那么漂亮呢？说我比我的更好呢。你可以取一个天然的或者更殊胜的生命的一个设计的颜色，你生起一个嫉呃嫉妒的心好啊，</w:t>
       </w:r>
     </w:p>
     <w:p>
@@ -11849,39 +11849,39 @@
         <w:rPr>
           <w:b w:val="0"/>
         </w:rPr>
-        <w:t>[00:22:18.370] 那么这是在民法层面上对烦恼的短暂的破除。</w:t>
-      </w:r>
-    </w:p>
-    <w:p>
-      <w:r>
-        <w:rPr>
-          <w:b w:val="0"/>
-        </w:rPr>
-        <w:t>[00:22:22.070] 好好，那民法这样看完了啊，那么再把前面那个色法跟民法合起来，</w:t>
-      </w:r>
-    </w:p>
-    <w:p>
-      <w:r>
-        <w:rPr>
-          <w:b w:val="0"/>
-        </w:rPr>
-        <w:t>[00:22:29.670] 那民法在哪里升起呢？在我们的心所一处，在心脏这个地方，心所一处升起，</w:t>
-      </w:r>
-    </w:p>
-    <w:p>
-      <w:r>
-        <w:rPr>
-          <w:b w:val="0"/>
-        </w:rPr>
-        <w:t>[00:22:35.470] 基于心所一处，我们看到是色法支撑着民法升起来啊，这个民法呢，又产生新生色法，</w:t>
-      </w:r>
-    </w:p>
-    <w:p>
-      <w:r>
-        <w:rPr>
-          <w:b w:val="0"/>
-        </w:rPr>
-        <w:t>[00:22:42.395] 又影响到我们的身体，它的互相的这样一种关系啊，那么你能够同时一边看到一堆色法在生灭上面一堆生。生灭的更快的民法在生灭啊，你能同时看到社法和民法他们之间的关系。这个这个这个民法的生灭速度是色法的生命速度的十七倍啊，你是可以把它算出来的啊，可以看得到它的好。那么你的智慧里面呢，感受到下面有一条这个灭的比较慢的河流，上面有一条这个生命的非常快的河流。它两条是相互关联并行的，就这样你的生命流就这样这样在流着哦啊，那么你能够这样看到，</w:t>
+        <w:t>[00:22:18.370] 那么这是在名法层面上对烦恼的短暂的破除。</w:t>
+      </w:r>
+    </w:p>
+    <w:p>
+      <w:r>
+        <w:rPr>
+          <w:b w:val="0"/>
+        </w:rPr>
+        <w:t>[00:22:22.070] 好好，那名法这样看完了啊，那么再把前面那个色法跟名法合起来，</w:t>
+      </w:r>
+    </w:p>
+    <w:p>
+      <w:r>
+        <w:rPr>
+          <w:b w:val="0"/>
+        </w:rPr>
+        <w:t>[00:22:29.670] 那名法在哪里升起呢？在我们的心所一处，在心脏这个地方，心所一处升起，</w:t>
+      </w:r>
+    </w:p>
+    <w:p>
+      <w:r>
+        <w:rPr>
+          <w:b w:val="0"/>
+        </w:rPr>
+        <w:t>[00:22:35.470] 基于心所一处，我们看到是色法支撑着名法升起来啊，这个名法呢，又产生新生色法，</w:t>
+      </w:r>
+    </w:p>
+    <w:p>
+      <w:r>
+        <w:rPr>
+          <w:b w:val="0"/>
+        </w:rPr>
+        <w:t>[00:22:42.395] 又影响到我们的身体，它的互相的这样一种关系啊，那么你能够同时一边看到一堆色法在生灭上面一堆生。生灭的更快的名法在生灭啊，你能同时看到色法和名法他们之间的关系。这个这个这个名法的生灭速度是色法的生命速度的十七倍啊，你是可以把它算出来的啊，可以看得到它的好。那么你的智慧里面呢，感受到下面有一条这个灭的比较慢的河流，上面有一条这个生命的非常快的河流。它两条是相互关联并行的，就这样你的生命流就这样这样在流着哦啊，那么你能够这样看到，</w:t>
       </w:r>
     </w:p>
     <w:p>
@@ -11897,15 +11897,15 @@
         <w:rPr>
           <w:b w:val="0"/>
         </w:rPr>
-        <w:t>[00:23:33.540] 好，那我们就说你基本上呢，就能够算是说你证得的名色分别子好。有这个林鹤。啊，分别治好。</w:t>
-      </w:r>
-    </w:p>
-    <w:p>
-      <w:r>
-        <w:rPr>
-          <w:b w:val="0"/>
-        </w:rPr>
-        <w:t>[00:23:48.500] 对，那么零色分别是相当于什么呢？相当于苦谛。啊，就是呢，你能见到名色，那这点名色呢，它是这个刹那生灭的，它是无常的，它是不圆满的，受逼迫的，会外表的刹那怀灭的啊，它是不没有主宰的是无我的是空的啊。你像如实这样看到呢，你是初步的看到了苦谛，还没有证的苦谛。那证的苦谛呢，要这个看到这堆真实的，他在每一个当下刹那的无常苦我的状态啊，才能讲说这个你彻证苦地，至少你要真的出我的时候才讲说你彻证苦地。但是呢，这个时候你已经见到了苦谛，OK,那就是灵色分别之啊。</w:t>
+        <w:t>[00:23:33.540] 好，那我们就说你基本上呢，就能够算是说你证得的名色分别智好。有这个林鹤。啊，分别治好。</w:t>
+      </w:r>
+    </w:p>
+    <w:p>
+      <w:r>
+        <w:rPr>
+          <w:b w:val="0"/>
+        </w:rPr>
+        <w:t>[00:23:48.500] 对，那么名色分别是相当于什么呢？相当于苦谛。啊，就是呢，你能见到名色，那这点名色呢，它是这个刹那生灭的，它是无常的，它是不圆满的，受逼迫的，会外表的刹那怀灭的啊，它是不没有主宰的是无我的是空的啊。你像如实这样看到呢，你是初步的看到了苦谛，还没有证的苦谛。那证的苦谛呢，要这个看到这堆真实的，他在每一个当下刹那的无常苦我的状态啊，才能讲说这个你彻证苦地，至少你要真的出我的时候才讲说你彻证苦地。但是呢，这个时候你已经见到了苦谛，OK,那就是灵色分别之啊。</w:t>
       </w:r>
     </w:p>
     <w:p>
@@ -11953,15 +11953,15 @@
         <w:rPr>
           <w:b w:val="0"/>
         </w:rPr>
-        <w:t>[00:03:01.895] 为什么呢？啊，因为现代城观呢，它不强调要见到全部的究竟色法，究竟明法，他不修缘起啊对，那么。这种方式来所谓的修观呢啊，那是不是真的能够正到十六观智呢？啊从传统的这个经典的角度上来看呢，啊是不容易达成的哈，那不排除有个别的人他有这样的能力，但是对于啊大部分的人来讲，我觉得他并没有普世的这种啊这个这种这种观修的这种体系。那我们日常在行立坐卧的状态下观察身体的动作啊，乃至于观察身体的这种动作，还有肚皮的起伏啊，然后然后看这个东西的无常伏务。那他显然呢，他并不是见到究竟名色法在究竟名色法的基础上修观。</w:t>
-      </w:r>
-    </w:p>
-    <w:p>
-      <w:r>
-        <w:rPr>
-          <w:b w:val="0"/>
-        </w:rPr>
-        <w:t>[00:04:06.220] 那我们前面讲这个痴心所啊。痴心所的特点就是蒙蔽了对究竟法的观察，就是你看不到究竟名色法以及究竟名色法的这个特相和共相啊。那么。这个。你不能够破除，那你就去观那个概念层面上的这个东西的无常苦，所以它其实是很难升升起这个观职的，很难升起这个官职的好。</w:t>
+        <w:t>[00:03:01.895] 为什么呢？啊，因为现代城观呢，它不强调要见到全部的究竟色法，究竟名法，他不修缘起啊对，那么。这种方式来所谓的修观呢啊，那是不是真的能够正到十六观智呢？啊从传统的这个经典的角度上来看呢，啊是不容易达成的哈，那不排除有个别的人他有这样的能力，但是对于啊大部分的人来讲，我觉得他并没有普世的这种啊这个这种这种观修的这种体系。那我们日常在行立坐卧的状态下观察身体的动作啊，乃至于观察身体的这种动作，还有肚皮的起伏啊，然后然后看这个东西的无常伏务。那他显然呢，他并不是见到究竟名色法在究竟名色法的基础上修观。</w:t>
+      </w:r>
+    </w:p>
+    <w:p>
+      <w:r>
+        <w:rPr>
+          <w:b w:val="0"/>
+        </w:rPr>
+        <w:t>[00:04:06.220] 那我们前面讲这个痴心所啊。痴心所的特点就是蒙蔽了对究竟法的观察，就是你看不到究竟名色法以及究竟名色法的这个特相和共相啊。那么。这个。你不能够破除，那你就去观那个概念层面上的这个东西的无常苦，所以它其实是很难升升起这个观智的，很难升起这个观智的好。</w:t>
       </w:r>
     </w:p>
     <w:p>
@@ -15290,7 +15290,7 @@
         <w:rPr>
           <w:b w:val="0"/>
         </w:rPr>
-        <w:t>的图形页（含表格／结构图／流程图／示意图／思维导图／照片等非纯文字页，每册≤12页）。源 PDF 自知识库媒体导出后经 pymupdf 逐页渲染，拼版缩略拼贴生成，供投屏或板书对照；每页标注源材料与页码。</w:t>
+        <w:t>的图形页（含表格／结构图／流程图／示意图／思维导图／照片等非纯文字页，每册≤10页〔拼版总图＋图形页合计〕）。源 PDF 自知识库媒体导出后经 pymupdf 逐页渲染，拼版缩略拼贴生成，供投屏或板书对照；每页标注源材料与页码。</w:t>
       </w:r>
       <w:r>
         <w:rPr>
@@ -15298,6 +15298,18 @@
         </w:rPr>
         <w:t>《共读原文》文字一字未改。</w:t>
       </w:r>
+      <w:r>
+        <w:rPr>
+          <w:b w:val="0"/>
+        </w:rPr>
+        <w:t xml:space="preserve"> </w:t>
+      </w:r>
+      <w:r>
+        <w:rPr>
+          <w:b/>
+        </w:rPr>
+        <w:t>（本册图形页已按第三轮指令收敛为 ≤10 页〔拼版总图＋图形页合计〕，取各源材料代表性图形页；完整图形页清单见源 PDF。）</w:t>
+      </w:r>
     </w:p>
     <w:p>
       <w:r>
@@ -15315,7 +15327,7 @@
         <w:rPr>
           <w:b w:val="0"/>
         </w:rPr>
-        <w:t>《禅修入门与次第-帕奥.pdf》：![拼版总图·《禅修入门与次第-帕奥.pdf》](课件原图/拼版_8cf7d6da.png)</w:t>
+        <w:t>《禅修入门与次第-帕奥.pdf》：![拼版总图·《禅修入门与次第-帕奥.pdf》](课件原图/拼版_8cf7d6da.jpg)</w:t>
       </w:r>
     </w:p>
     <w:p>
@@ -15326,7 +15338,7 @@
         <w:rPr>
           <w:b w:val="0"/>
         </w:rPr>
-        <w:t>《如来禅修学体系49-摄心所分别2（课件）》：![拼版总图·《如来禅修学体系49-摄心所分别2（课件）》](课件原图/拼版_b068c54f.png)</w:t>
+        <w:t>《如来禅修学体系49-摄心所分别2（课件）》：![拼版总图·《如来禅修学体系49-摄心所分别2（课件）》](课件原图/拼版_b068c54f.jpg)</w:t>
       </w:r>
     </w:p>
     <w:p>
@@ -15337,7 +15349,7 @@
         <w:rPr>
           <w:b w:val="0"/>
         </w:rPr>
-        <w:t>《如来禅修学体系90-摄业处分别2（课件）》：![拼版总图·《如来禅修学体系90-摄业处分别2（课件）》](课件原图/拼版_2940cee8.png)</w:t>
+        <w:t>《如来禅修学体系90-摄业处分别2（课件）》：![拼版总图·《如来禅修学体系90-摄业处分别2（课件）》](课件原图/拼版_2940cee8.jpg)</w:t>
       </w:r>
     </w:p>
     <w:p>
@@ -15348,7 +15360,7 @@
         <w:rPr>
           <w:b w:val="0"/>
         </w:rPr>
-        <w:t>《〈阿毗达摩〉1-前行1~14讲思维导图+讲义.pdf》：![拼版总图·《〈阿毗达摩〉1-前行1~14讲思维导图+讲义.pdf》](课件原图/拼版_fae30162.png)</w:t>
+        <w:t>《〈阿毗达摩〉1-前行1~14讲思维导图+讲义.pdf》：![拼版总图·《〈阿毗达摩〉1-前行1~14讲思维导图+讲义.pdf》](课件原图/拼版_fae30162.jpg)</w:t>
       </w:r>
     </w:p>
     <w:p>
@@ -15359,7 +15371,7 @@
         <w:rPr>
           <w:b w:val="0"/>
         </w:rPr>
-        <w:t>《第167讲应用（摄集15）：三十七道品／苦之集［生命的四食（一）］》：![拼版总图·《第167讲应用（摄集15）：三十七道品／苦之集［生命的四食（一）］》](课件原图/拼版_e503ab61.png)</w:t>
+        <w:t>《第167讲应用（摄集15）：三十七道品／苦之集［生命的四食（一）］》：![拼版总图·《第167讲应用（摄集15）：三十七道品／苦之集［生命的四食（一）］》](课件原图/拼版_e503ab61.jpg)</w:t>
       </w:r>
     </w:p>
     <w:p>
@@ -15370,7 +15382,7 @@
         <w:rPr>
           <w:b w:val="0"/>
         </w:rPr>
-        <w:t>《法集论次复注 Dhammasaṅgaṇī-Anuṭīka（deepseek 翻译·仅供参考）》：![拼版总图·《法集论次复注 Dhammasaṅgaṇī-Anuṭīka（deepseek 翻译·仅供参考）》](课件原图/拼版_05a568b0.png)</w:t>
+        <w:t>《法集论次复注 Dhammasaṅgaṇī-Anuṭīka（deepseek 翻译·仅供参考）》：![拼版总图·《法集论次复注 Dhammasaṅgaṇī-Anuṭīka（deepseek 翻译·仅供参考）》](课件原图/拼版_05a568b0.jpg)</w:t>
       </w:r>
     </w:p>
     <w:p>
@@ -15400,7 +15412,7 @@
         <w:rPr>
           <w:b w:val="0"/>
         </w:rPr>
-        <w:t>《如来禅修学体系49-摄心所分别2（课件）》第3页（【善心】初禅心(33~34)·心所矩阵表）：![课件原图·《如来禅修学体系49-摄心所分别2（课件）》·第3页](课件原图/课件原图_b068c54f_p03.png)</w:t>
+        <w:t>《如来禅修学体系49-摄心所分别2（课件）》第16页（五十二心所·总表）：![课件原图·《如来禅修学体系49-摄心所分别2（课件）》·第16页](课件原图/课件原图_b068c54f_p16.jpg)</w:t>
       </w:r>
     </w:p>
     <w:p>
@@ -15411,7 +15423,7 @@
         <w:rPr>
           <w:b w:val="0"/>
         </w:rPr>
-        <w:t>《如来禅修学体系49-摄心所分别2（课件）》第4页（【善心】第二禅心(32~33)·心所矩阵表）：![课件原图·《如来禅修学体系49-摄心所分别2（课件）》·第4页](课件原图/课件原图_b068c54f_p04.png)</w:t>
+        <w:t>《如来禅修学体系90-摄业处分别2（课件）》第24页（出世间心路过程结构图）：![课件原图·《如来禅修学体系90-摄业处分别2（课件）》·第24页](课件原图/课件原图_2940cee8_p24.jpg)</w:t>
       </w:r>
     </w:p>
     <w:p>
@@ -15422,7 +15434,7 @@
         <w:rPr>
           <w:b w:val="0"/>
         </w:rPr>
-        <w:t>《如来禅修学体系49-摄心所分别2（课件）》第5页（【善心】第三禅心(31~32)·心所矩阵表）：![课件原图·《如来禅修学体系49-摄心所分别2（课件）》·第5页](课件原图/课件原图_b068c54f_p05.png)</w:t>
+        <w:t>《〈阿毗达摩〉1-前行1~14讲思维导图+讲义.pdf》第48页（四种正知·金字塔结构图）：![课件原图·《〈阿毗达摩〉1-前行1~14讲思维导图+讲义.pdf》·第48页](课件原图/课件原图_fae30162_p48.jpg)</w:t>
       </w:r>
     </w:p>
     <w:p>
@@ -15433,315 +15445,7 @@
         <w:rPr>
           <w:b w:val="0"/>
         </w:rPr>
-        <w:t>《如来禅修学体系49-摄心所分别2（课件）》第6页（【善心】第四禅心(30~31)·心所矩阵表）：![课件原图·《如来禅修学体系49-摄心所分别2（课件）》·第6页](课件原图/课件原图_b068c54f_p06.png)</w:t>
-      </w:r>
-    </w:p>
-    <w:p>
-      <w:pPr>
-        <w:pStyle w:val="ListBullet"/>
-      </w:pPr>
-      <w:r>
-        <w:rPr>
-          <w:b w:val="0"/>
-        </w:rPr>
-        <w:t>《如来禅修学体系49-摄心所分别2（课件）》第9页（八或四十世间心·简表）：![课件原图·《如来禅修学体系49-摄心所分别2（课件）》·第9页](课件原图/课件原图_b068c54f_p09.png)</w:t>
-      </w:r>
-    </w:p>
-    <w:p>
-      <w:pPr>
-        <w:pStyle w:val="ListBullet"/>
-      </w:pPr>
-      <w:r>
-        <w:rPr>
-          <w:b w:val="0"/>
-        </w:rPr>
-        <w:t>《如来禅修学体系49-摄心所分别2（课件）》第10页（【道心】初禅道心(36)·心所矩阵表）：![课件原图·《如来禅修学体系49-摄心所分别2（课件）》·第10页](课件原图/课件原图_b068c54f_p10.png)</w:t>
-      </w:r>
-    </w:p>
-    <w:p>
-      <w:pPr>
-        <w:pStyle w:val="ListBullet"/>
-      </w:pPr>
-      <w:r>
-        <w:rPr>
-          <w:b w:val="0"/>
-        </w:rPr>
-        <w:t>《如来禅修学体系49-摄心所分别2（课件）》第11页（【道心】第二禅道心(35)）：![课件原图·《如来禅修学体系49-摄心所分别2（课件）》·第11页](课件原图/课件原图_b068c54f_p11.png)</w:t>
-      </w:r>
-    </w:p>
-    <w:p>
-      <w:pPr>
-        <w:pStyle w:val="ListBullet"/>
-      </w:pPr>
-      <w:r>
-        <w:rPr>
-          <w:b w:val="0"/>
-        </w:rPr>
-        <w:t>《如来禅修学体系49-摄心所分别2（课件）》第12页（【道心】第三禅道心(34)）：![课件原图·《如来禅修学体系49-摄心所分别2（课件）》·第12页](课件原图/课件原图_b068c54f_p12.png)</w:t>
-      </w:r>
-    </w:p>
-    <w:p>
-      <w:pPr>
-        <w:pStyle w:val="ListBullet"/>
-      </w:pPr>
-      <w:r>
-        <w:rPr>
-          <w:b w:val="0"/>
-        </w:rPr>
-        <w:t>《如来禅修学体系49-摄心所分别2（课件）》第13页（【道心】第四禅道心(33)）：![课件原图·《如来禅修学体系49-摄心所分别2（课件）》·第13页](课件原图/课件原图_b068c54f_p13.png)</w:t>
-      </w:r>
-    </w:p>
-    <w:p>
-      <w:pPr>
-        <w:pStyle w:val="ListBullet"/>
-      </w:pPr>
-      <w:r>
-        <w:rPr>
-          <w:b w:val="0"/>
-        </w:rPr>
-        <w:t>《如来禅修学体系49-摄心所分别2（课件）》第14页（【道心】第五禅道心(33)）：![课件原图·《如来禅修学体系49-摄心所分别2（课件）》·第14页](课件原图/课件原图_b068c54f_p14.png)</w:t>
-      </w:r>
-    </w:p>
-    <w:p>
-      <w:pPr>
-        <w:pStyle w:val="ListBullet"/>
-      </w:pPr>
-      <w:r>
-        <w:rPr>
-          <w:b w:val="0"/>
-        </w:rPr>
-        <w:t>《如来禅修学体系49-摄心所分别2（课件）》第15页（修行道次第·金字塔结构图）：![课件原图·《如来禅修学体系49-摄心所分别2（课件）》·第15页](课件原图/课件原图_b068c54f_p15.png)</w:t>
-      </w:r>
-    </w:p>
-    <w:p>
-      <w:pPr>
-        <w:pStyle w:val="ListBullet"/>
-      </w:pPr>
-      <w:r>
-        <w:rPr>
-          <w:b w:val="0"/>
-        </w:rPr>
-        <w:t>《如来禅修学体系49-摄心所分别2（课件）》第16页（五十二心所·总表）：![课件原图·《如来禅修学体系49-摄心所分别2（课件）》·第16页](课件原图/课件原图_b068c54f_p16.png)</w:t>
-      </w:r>
-    </w:p>
-    <w:p>
-      <w:pPr>
-        <w:pStyle w:val="ListBullet"/>
-      </w:pPr>
-      <w:r>
-        <w:rPr>
-          <w:b w:val="0"/>
-        </w:rPr>
-        <w:t>《如来禅修学体系90-摄业处分别2（课件）》第1页（封面·佛像照片）：![课件原图·《如来禅修学体系90-摄业处分别2（课件）》·第1页](课件原图/课件原图_2940cee8_p01.png)</w:t>
-      </w:r>
-    </w:p>
-    <w:p>
-      <w:pPr>
-        <w:pStyle w:val="ListBullet"/>
-      </w:pPr>
-      <w:r>
-        <w:rPr>
-          <w:b w:val="0"/>
-        </w:rPr>
-        <w:t>《如来禅修学体系90-摄业处分别2（课件）》第2页（礼敬佛陀页）：![课件原图·《如来禅修学体系90-摄业处分别2（课件）》·第2页](课件原图/课件原图_2940cee8_p02.png)</w:t>
-      </w:r>
-    </w:p>
-    <w:p>
-      <w:pPr>
-        <w:pStyle w:val="ListBullet"/>
-      </w:pPr>
-      <w:r>
-        <w:rPr>
-          <w:b w:val="0"/>
-        </w:rPr>
-        <w:t>《如来禅修学体系90-摄业处分别2（课件）》第6页（十二缘起流程图＋表格）：![课件原图·《如来禅修学体系90-摄业处分别2（课件）》·第6页](课件原图/课件原图_2940cee8_p06.png)</w:t>
-      </w:r>
-    </w:p>
-    <w:p>
-      <w:pPr>
-        <w:pStyle w:val="ListBullet"/>
-      </w:pPr>
-      <w:r>
-        <w:rPr>
-          <w:b w:val="0"/>
-        </w:rPr>
-        <w:t>《如来禅修学体系90-摄业处分别2（课件）》第10页（佛塔示意图＋表格）：![课件原图·《如来禅修学体系90-摄业处分别2（课件）》·第10页](课件原图/课件原图_2940cee8_p10.png)</w:t>
-      </w:r>
-    </w:p>
-    <w:p>
-      <w:pPr>
-        <w:pStyle w:val="ListBullet"/>
-      </w:pPr>
-      <w:r>
-        <w:rPr>
-          <w:b w:val="0"/>
-        </w:rPr>
-        <w:t>《如来禅修学体系90-摄业处分别2（课件）》第20页（佛塔示意图＋表格）：![课件原图·《如来禅修学体系90-摄业处分别2（课件）》·第20页](课件原图/课件原图_2940cee8_p20.png)</w:t>
-      </w:r>
-    </w:p>
-    <w:p>
-      <w:pPr>
-        <w:pStyle w:val="ListBullet"/>
-      </w:pPr>
-      <w:r>
-        <w:rPr>
-          <w:b w:val="0"/>
-        </w:rPr>
-        <w:t>《如来禅修学体系90-摄业处分别2（课件）》第22页（果定心路结构图）：![课件原图·《如来禅修学体系90-摄业处分别2（课件）》·第22页](课件原图/课件原图_2940cee8_p22.png)</w:t>
-      </w:r>
-    </w:p>
-    <w:p>
-      <w:pPr>
-        <w:pStyle w:val="ListBullet"/>
-      </w:pPr>
-      <w:r>
-        <w:rPr>
-          <w:b w:val="0"/>
-        </w:rPr>
-        <w:t>《如来禅修学体系90-摄业处分别2（课件）》第24页（出世间心路过程结构图）：![课件原图·《如来禅修学体系90-摄业处分别2（课件）》·第24页](课件原图/课件原图_2940cee8_p24.png)</w:t>
-      </w:r>
-    </w:p>
-    <w:p>
-      <w:pPr>
-        <w:pStyle w:val="ListBullet"/>
-      </w:pPr>
-      <w:r>
-        <w:rPr>
-          <w:b w:val="0"/>
-        </w:rPr>
-        <w:t>《如来禅修学体系90-摄业处分别2（课件）》第25页（出世间果定心路过程结构图）：![课件原图·《如来禅修学体系90-摄业处分别2（课件）》·第25页](课件原图/课件原图_2940cee8_p25.png)</w:t>
-      </w:r>
-    </w:p>
-    <w:p>
-      <w:pPr>
-        <w:pStyle w:val="ListBullet"/>
-      </w:pPr>
-      <w:r>
-        <w:rPr>
-          <w:b w:val="0"/>
-        </w:rPr>
-        <w:t>《如来禅修学体系90-摄业处分别2（课件）》第31页（「成就观智」总结表格）：![课件原图·《如来禅修学体系90-摄业处分别2（课件）》·第31页](课件原图/课件原图_2940cee8_p31.png)</w:t>
-      </w:r>
-    </w:p>
-    <w:p>
-      <w:pPr>
-        <w:pStyle w:val="ListBullet"/>
-      </w:pPr>
-      <w:r>
-        <w:rPr>
-          <w:b w:val="0"/>
-        </w:rPr>
-        <w:t>《如来禅修学体系90-摄业处分别2（课件）》第35页（回向·佛像照片）：![课件原图·《如来禅修学体系90-摄业处分别2（课件）》·第35页](课件原图/课件原图_2940cee8_p35.png)</w:t>
-      </w:r>
-    </w:p>
-    <w:p>
-      <w:pPr>
-        <w:pStyle w:val="ListBullet"/>
-      </w:pPr>
-      <w:r>
-        <w:rPr>
-          <w:b w:val="0"/>
-        </w:rPr>
-        <w:t>《〈阿毗达摩〉1-前行1~14讲思维导图+讲义.pdf》第1页（目录／使用说明页）：![课件原图·《〈阿毗达摩〉1-前行1~14讲思维导图+讲义.pdf》·第1页](课件原图/课件原图_fae30162_p01.png)</w:t>
-      </w:r>
-    </w:p>
-    <w:p>
-      <w:pPr>
-        <w:pStyle w:val="ListBullet"/>
-      </w:pPr>
-      <w:r>
-        <w:rPr>
-          <w:b w:val="0"/>
-        </w:rPr>
-        <w:t>《〈阿毗达摩〉1-前行1~14讲思维导图+讲义.pdf》第2页（思维导图（第01课·冰山理论））：![课件原图·《〈阿毗达摩〉1-前行1~14讲思维导图+讲义.pdf》·第2页](课件原图/课件原图_fae30162_p02.png)</w:t>
-      </w:r>
-    </w:p>
-    <w:p>
-      <w:pPr>
-        <w:pStyle w:val="ListBullet"/>
-      </w:pPr>
-      <w:r>
-        <w:rPr>
-          <w:b w:val="0"/>
-        </w:rPr>
-        <w:t>《〈阿毗达摩〉1-前行1~14讲思维导图+讲义.pdf》第29页（彩色层级示意图）：![课件原图·《〈阿毗达摩〉1-前行1~14讲思维导图+讲义.pdf》·第29页](课件原图/课件原图_fae30162_p29.png)</w:t>
-      </w:r>
-    </w:p>
-    <w:p>
-      <w:pPr>
-        <w:pStyle w:val="ListBullet"/>
-      </w:pPr>
-      <w:r>
-        <w:rPr>
-          <w:b w:val="0"/>
-        </w:rPr>
-        <w:t>《〈阿毗达摩〉1-前行1~14讲思维导图+讲义.pdf》第31页（思维导图（第05课·善与恶））：![课件原图·《〈阿毗达摩〉1-前行1~14讲思维导图+讲义.pdf》·第31页](课件原图/课件原图_fae30162_p31.png)</w:t>
-      </w:r>
-    </w:p>
-    <w:p>
-      <w:pPr>
-        <w:pStyle w:val="ListBullet"/>
-      </w:pPr>
-      <w:r>
-        <w:rPr>
-          <w:b w:val="0"/>
-        </w:rPr>
-        <w:t>《〈阿毗达摩〉1-前行1~14讲思维导图+讲义.pdf》第48页（四种正知·金字塔结构图）：![课件原图·《〈阿毗达摩〉1-前行1~14讲思维导图+讲义.pdf》·第48页](课件原图/课件原图_fae30162_p48.png)</w:t>
-      </w:r>
-    </w:p>
-    <w:p>
-      <w:pPr>
-        <w:pStyle w:val="ListBullet"/>
-      </w:pPr>
-      <w:r>
-        <w:rPr>
-          <w:b w:val="0"/>
-        </w:rPr>
-        <w:t>《〈阿毗达摩〉1-前行1~14讲思维导图+讲义.pdf》第75页（彩色表格／矩阵图）：![课件原图·《〈阿毗达摩〉1-前行1~14讲思维导图+讲义.pdf》·第75页](课件原图/课件原图_fae30162_p75.png)</w:t>
-      </w:r>
-    </w:p>
-    <w:p>
-      <w:pPr>
-        <w:pStyle w:val="ListBullet"/>
-      </w:pPr>
-      <w:r>
-        <w:rPr>
-          <w:b w:val="0"/>
-        </w:rPr>
-        <w:t>《第167讲应用（摄集15）：三十七道品／苦之集［生命的四食（一）］》第6页（「四增上」彩色结构图）：![课件原图·《第167讲应用（摄集15）：三十七道品／苦之集［生命的四食（一）］》·第6页](课件原图/课件原图_e503ab61_p06.png)</w:t>
-      </w:r>
-    </w:p>
-    <w:p>
-      <w:pPr>
-        <w:pStyle w:val="ListBullet"/>
-      </w:pPr>
-      <w:r>
-        <w:rPr>
-          <w:b w:val="0"/>
-        </w:rPr>
-        <w:t>《第167讲应用（摄集15）：三十七道品／苦之集［生命的四食（一）］》第8页（「四食」彩色结构图）：![课件原图·《第167讲应用（摄集15）：三十七道品／苦之集［生命的四食（一）］》·第8页](课件原图/课件原图_e503ab61_p08.png)</w:t>
-      </w:r>
-    </w:p>
-    <w:p>
-      <w:pPr>
-        <w:pStyle w:val="ListBullet"/>
-      </w:pPr>
-      <w:r>
-        <w:rPr>
-          <w:b w:val="0"/>
-        </w:rPr>
-        <w:t>《第167讲应用（摄集15）：三十七道品／苦之集［生命的四食（一）］》第10页（「食素八卦图」圆形图）：![课件原图·《第167讲应用（摄集15）：三十七道品／苦之集［生命的四食（一）］》·第10页](课件原图/课件原图_e503ab61_p10.png)</w:t>
-      </w:r>
-    </w:p>
-    <w:p>
-      <w:pPr>
-        <w:pStyle w:val="ListBullet"/>
-      </w:pPr>
-      <w:r>
-        <w:rPr>
-          <w:b w:val="0"/>
-        </w:rPr>
-        <w:t>《第167讲应用（摄集15）：三十七道品／苦之集［生命的四食（一）］》第12页（「闻思修／戒定慧／三十七道品」流程图）：![课件原图·《第167讲应用（摄集15）：三十七道品／苦之集［生命的四食（一）］》·第12页](课件原图/课件原图_e503ab61_p12.png)</w:t>
+        <w:t>《第167讲应用（摄集15）：三十七道品／苦之集［生命的四食（一）］》第12页（「闻思修／戒定慧／三十七道品」流程图）：![课件原图·《第167讲应用（摄集15）：三十七道品／苦之集［生命的四食（一）］》·第12页](课件原图/课件原图_e503ab61_p12.jpg)</w:t>
       </w:r>
     </w:p>
     <w:p>

--- a/交付成果/第三轮修订版/第三轮4周版/读书会19_戒定慧三学_4周资料包（第三版修订）/Word版/第3周_定学（二）与慧学（一）_主持人版.docx
+++ b/交付成果/第三轮修订版/第三轮4周版/读书会19_戒定慧三学_4周资料包（第三版修订）/Word版/第3周_定学（二）与慧学（一）_主持人版.docx
@@ -11689,15 +11689,15 @@
         <w:rPr>
           <w:b w:val="0"/>
         </w:rPr>
-        <w:t>[00:10:30.380] 好，当我们这个内外的色法能够看到以后呢，啊，可以进入这个名法，好，就是名色受制。那名法呢，我们前面也讲过了啊，就是名法呢，你可以简单来讲是五蕴里面的受蕴想蕴行蕴和识蕴啊。那受蕴也是个心所，想蕴也是个心所，行蕴是指五十个心所，识蕴是指八个九种心识心识。</w:t>
-      </w:r>
-    </w:p>
-    <w:p>
-      <w:r>
-        <w:rPr>
-          <w:b w:val="0"/>
-        </w:rPr>
-        <w:t>[00:11:33.900] 啊，那也就是名法呢，首先是最基础的是啊这个五十二心所八十九种心石，然后这个呢，这些心心石它组合起来无外乎呢，就是六门心路啊加上这个离心离路心啊啊啊离心路好。那离路心是什么呢？就是晚上熟睡没有梦的时候，那种心的状态叫离路心。以及每一个心路升起来啊，心路跟心路中间啊，这个间隔的啊，那一部分啊。我们称为有分心啊，这个呢是离心路，其他的呢，就是这种心路啊。啊，心路呢，是五门心路加一门心路，合起来就是六门心路啊。</w:t>
+        <w:t>[00:10:30.380] 好，当我们这个内外的色法能够看到以后呢，啊，可以进入这个名法，好，就是名色分别智。那名法呢，我们前面也讲过了啊，就是名法呢，你可以简单来讲是五蕴里面的受蕴想蕴行蕴和识蕴啊。那受蕴也是个心所，想蕴也是个心所，行蕴是指五十个心所，识蕴是指八个九种心识心识。</w:t>
+      </w:r>
+    </w:p>
+    <w:p>
+      <w:r>
+        <w:rPr>
+          <w:b w:val="0"/>
+        </w:rPr>
+        <w:t>[00:11:33.900] 啊，那也就是名法呢，首先是最基础的是啊这个五十二心所八十九种心，然后这个呢，这些心所它组合起来无外乎呢，就是六门心路啊加上这个离心离路心啊啊啊离心路好。那离路心是什么呢？就是晚上熟睡没有梦的时候，那种心的状态叫离路心。以及每一个心路升起来啊，心路跟心路中间啊，这个间隔的啊，那一部分啊。我们称为有分心啊，这个呢是离心路，其他的呢，就是这种心路啊。啊，心路呢，是五门心路加一门心路，合起来就是六门心路啊。</w:t>
       </w:r>
     </w:p>
     <w:p>
@@ -12466,7 +12466,7 @@
         <w:rPr>
           <w:b w:val="0"/>
         </w:rPr>
-        <w:t xml:space="preserve"> 答：三学的次第是「戒→定→慧」，但并非机械切块。材料①「修慧」段说，观智是「在名色受制（即名色分别）的基础上再去修观」，</w:t>
+        <w:t xml:space="preserve"> 答：三学的次第是「戒→定→慧」，但并非机械切块。材料①「修慧」段说，观智是「在名色分别智（即名色分别）的基础上再去修观」，</w:t>
       </w:r>
       <w:r>
         <w:rPr>

--- a/交付成果/第三轮修订版/第三轮4周版/读书会19_戒定慧三学_4周资料包（第三版修订）/Word版/第3周_定学（二）与慧学（一）_主持人版.docx
+++ b/交付成果/第三轮修订版/第三轮4周版/读书会19_戒定慧三学_4周资料包（第三版修订）/Word版/第3周_定学（二）与慧学（一）_主持人版.docx
@@ -11657,15 +11657,15 @@
         <w:rPr>
           <w:b w:val="0"/>
         </w:rPr>
-        <w:t>[00:32:32.740] 所以第一个心啊，那个第一个心呢，我们称为叫啊，这个结生心啊，结生心啊。那么这个结生心呢，就是你这一生的第一个心啊啊，我们。来到我们这个母亲怀里的第一个心就叫结生心。那么结生心呢啊，你到了这个心里检查这个结生心好，你这个人看到你这个心是啊，你一定你能够修到缘起，你一定是有慧根的啊，不可能没有慧根，你不能修到这里的一定是三阴结成的对吧？好，那么你修到这个心呢，它一定是有慧根的，那么就是看它有没有乐句啊啊，那么这个这个乐句之相应还是舍句之相应，就是这点差别了啊，其他的三十四个名法你都可以去查他啊。</w:t>
-      </w:r>
-    </w:p>
-    <w:p>
-      <w:r>
-        <w:rPr>
-          <w:b w:val="0"/>
-        </w:rPr>
-        <w:t>[00:33:34.040] 那我们讲说，如果一个人你这个人先天啊，天生就是不苟言笑笑不出来的人，你的结生心有可能就是舍去的啊，就没有那个月好啊那么查的这个这个这个结生心呢，这个结生经对于人来讲，它一定是。下面有心所欲处嘛，好，这个我们叫心色啊，就心所欲处。支持下才能升起这个结生心啊，那么就看他的色法好。</w:t>
+        <w:t>[00:32:32.740] 所以第一个心啊，那个第一个心呢，我们称为叫啊，这个结生心啊，结生心啊。那么这个结生心呢，就是你这一生的第一个心啊啊，我们。来到我们这个母亲怀里的第一个心就叫结生心。那么结生心呢啊，你到了这个心里检查这个结生心好，你这个人看到你这个心是啊，你一定你能够修到缘起，你一定是有慧根的啊，不可能没有慧根，你不能修到这里的一定是三因结生的对吧？好，那么你修到这个心呢，它一定是有慧根的，那么就是看它有没有乐俱啊，那么这个这个乐俱相应还是舍俱相应，就是这点差别了啊，其他的三十四个名法你都可以去查他啊。</w:t>
+      </w:r>
+    </w:p>
+    <w:p>
+      <w:r>
+        <w:rPr>
+          <w:b w:val="0"/>
+        </w:rPr>
+        <w:t>[00:33:34.040] 那我们讲说，如果一个人你这个人先天啊，天生就是不苟言笑笑不出来的人，你的结生心有可能就是舍去的啊，就没有那个月好啊那么查的这个这个这个结生心呢，这个结生经对于人来讲，它一定是。下面有心所依处嘛，好，这个我们叫心色啊，就心所依处。支持下才能升起这个结生心啊，那么就看他的色法好。</w:t>
       </w:r>
     </w:p>
     <w:p>
@@ -11689,15 +11689,15 @@
         <w:rPr>
           <w:b w:val="0"/>
         </w:rPr>
-        <w:t>[00:10:30.380] 好，当我们这个内外的色法能够看到以后呢，啊，可以进入这个名法，好，就是名色分别智。那名法呢，我们前面也讲过了啊，就是名法呢，你可以简单来讲是五蕴里面的受蕴想蕴行蕴和识蕴啊。那受蕴也是个心所，想蕴也是个心所，行蕴是指五十个心所，识蕴是指八个九种心识心识。</w:t>
-      </w:r>
-    </w:p>
-    <w:p>
-      <w:r>
-        <w:rPr>
-          <w:b w:val="0"/>
-        </w:rPr>
-        <w:t>[00:11:33.900] 啊，那也就是名法呢，首先是最基础的是啊这个五十二心所八十九种心，然后这个呢，这些心所它组合起来无外乎呢，就是六门心路啊加上这个离心离路心啊啊啊离心路好。那离路心是什么呢？就是晚上熟睡没有梦的时候，那种心的状态叫离路心。以及每一个心路升起来啊，心路跟心路中间啊，这个间隔的啊，那一部分啊。我们称为有分心啊，这个呢是离心路，其他的呢，就是这种心路啊。啊，心路呢，是五门心路加一门心路，合起来就是六门心路啊。</w:t>
+        <w:t>[00:10:30.380] 好，当我们这个内外的色法能够看到以后呢，啊，可以进入这个名法，好，就是名色分别智。那名法呢，我们前面也讲过了啊，就是名法呢，你可以简单来讲是五蕴里面的受蕴想蕴行蕴和识蕴啊。那受蕴也是个心所，想蕴也是个心所，行蕴是指五十个心所，识蕴是指八十九种心识。</w:t>
+      </w:r>
+    </w:p>
+    <w:p>
+      <w:r>
+        <w:rPr>
+          <w:b w:val="0"/>
+        </w:rPr>
+        <w:t>[00:11:33.900] 啊，那也就是名法呢，首先是最基础的是啊这个五十二心所八十九种心，然后这个呢，这些心所它组合起来无外乎呢，就是六门心路啊加上这个离路心啊，离心路。那离路心是什么呢？就是晚上熟睡没有梦的时候，那种心的状态叫离路心。以及每一个心路升起来啊，心路跟心路中间啊，这个间隔的啊，那一部分啊。我们称为有分心啊，这个呢是离心路，其他的呢，就是这种心路啊。啊，心路呢，是五门心路加一门心路，合起来就是六门心路啊。</w:t>
       </w:r>
     </w:p>
     <w:p>
@@ -11721,7 +11721,7 @@
         <w:rPr>
           <w:b w:val="0"/>
         </w:rPr>
-        <w:t>[00:13:56.910] 所以那么这个这些心路的情况呢，我们原来有了那么那我们就开始辨识啊，那首先是辨识心路好。那便是心路呢。最好。最好辨识的呢，其实是这个这个禅纳心路对吧？</w:t>
+        <w:t>[00:13:56.910] 所以那么这个这些心路的情况呢，我们原来有了那么那我们就开始辨识啊，那首先是辨识心路好。那辨识心路呢。最好。最好辨识的呢，其实是这个这个禅纳心路对吧？</w:t>
       </w:r>
     </w:p>
     <w:p>
@@ -11737,31 +11737,31 @@
         <w:rPr>
           <w:b w:val="0"/>
         </w:rPr>
-        <w:t>[00:15:31.150] 那这三十四个名法加上心识三十四个名法啊，那都能看到。那就是刚开始你是一个个看，最后呢，你一一个看过去，这个三十四个心所被你同时看到，你的心呢，能够同时觉察到，哎，这个心里面包含了三十四个心所啊，这个很重要。……最后呢，你要能看到一串的心路。同时在一个刹那，你的心看过去，这一串心路的所有的里面，每一个心座都能够被你看到，那么这个呢，在逻辑上它是没办法想象，但是你的智慧，你的心的这个智呢，是可以达到。</w:t>
-      </w:r>
-    </w:p>
-    <w:p>
-      <w:r>
-        <w:rPr>
-          <w:b w:val="0"/>
-        </w:rPr>
-        <w:t>[00:16:11.880] 达到的好来，那我们曾经有一个禅修者，他说他可以在一个刹那观察两千多条驯路，那那是匪夷所思了。一般来讲，就是没有办法想象，但是当你的智慧到的时候，那就可以啊。好，那么这个强大心路辨识完呢，我们就辨识五门心路好啊，六门心路好。</w:t>
-      </w:r>
-    </w:p>
-    <w:p>
-      <w:r>
-        <w:rPr>
-          <w:b w:val="0"/>
-        </w:rPr>
-        <w:t>[00:16:40.390] 比如说你要升起一个眼轮心路，那那个时候你是不睁开眼睛的那怎么怎么检查呢？就是那个时候你能取到你的眼镜色，眼睛里的眼镜蛇，那你的眼镜色它是能够观察的，所以，你能取眼镜色，然后再取它边上的另外一个色距。那取那个另外一个色距，有颜色的色距，让那个颜色来去撞击这个眼镜色，它就会升起一条眼门心入过程啊。那你接着下来就是检查这个眼门心路过程。那如果这个你见到这个色距呢，啊，这个颜色呢，你只是说哦，这是个颜色啊，那是正确的，它是如实的，是如理作意，那升起来的就是啊自相应的这个心啊，因为。</w:t>
-      </w:r>
-    </w:p>
-    <w:p>
-      <w:r>
-        <w:rPr>
-          <w:b w:val="0"/>
-        </w:rPr>
-        <w:t>[00:17:38.420] 刚开始是模拟的看啊，他就说啊，这个是色法啊，这个色法是无常的，这个色法是苦的，这个色法是无我的，这个色法是不净的好。那么这个这个这个无常苦我不尽五种啊，你观察那这个这个这个就会生起五种善的这个五门心路，它的书籍是是善的好。</w:t>
+        <w:t>[00:15:31.150] 那这三十四个名法加上心识三十四个名法啊，那都能看到。那就是刚开始你是一个个看，最后呢，你一一个看过去，这个三十四个心所被你同时看到，你的心呢，能够同时觉察到，哎，这个心里面包含了三十四个心所啊，这个很重要。……最后呢，你要能看到一串的心路。同时在一个刹那，你的心看过去，这一串心路的所有的里面，每一个心所都能够被你看到，那么这个呢，在逻辑上它是没办法想象，但是你的智慧，你的心的这个智呢，是可以达到。</w:t>
+      </w:r>
+    </w:p>
+    <w:p>
+      <w:r>
+        <w:rPr>
+          <w:b w:val="0"/>
+        </w:rPr>
+        <w:t>[00:16:11.880] 达到的好来，那我们曾经有一个禅修者，他说他可以在一个刹那观察两千多条心路，那那是匪夷所思了。一般来讲，就是没有办法想象，但是当你的智慧到的时候，那就可以啊。好，那么这个强大心路辨识完呢，我们就辨识五门心路好啊，六门心路好。</w:t>
+      </w:r>
+    </w:p>
+    <w:p>
+      <w:r>
+        <w:rPr>
+          <w:b w:val="0"/>
+        </w:rPr>
+        <w:t>[00:16:40.390] 比如说你要升起一个眼轮心路，那那个时候你是不睁开眼睛的那怎么怎么检查呢？就是那个时候你能取到你的眼净色，眼睛里的眼净色，那你的眼镜色它是能够观察的，所以，你能取眼镜色，然后再取它边上的另外一个色聚。那取那个另外一个色距，有颜色的色距，让那个颜色来去撞击这个眼镜色，它就会升起一条眼门心入过程啊。那你接着下来就是检查这个眼门心路过程。那如果这个你见到这个色距呢，啊，这个颜色呢，你只是说哦，这是个颜色啊，那是正确的，它是如实的，是如理作意，那升起来的就是啊自相应的这个心啊，因为。</w:t>
+      </w:r>
+    </w:p>
+    <w:p>
+      <w:r>
+        <w:rPr>
+          <w:b w:val="0"/>
+        </w:rPr>
+        <w:t>[00:17:38.420] 刚开始是模拟的看啊，他就说啊，这个是色法啊，这个色法是无常的，这个色法是苦的，这个色法是无我的，这个色法是不净的。那么这个这个这个无常苦不净五种啊，你观察那这个这个这个就会生起五种善的这个五门心路，它的书籍是是善的好。</w:t>
       </w:r>
     </w:p>
     <w:p>
@@ -11785,7 +11785,7 @@
         <w:rPr>
           <w:b w:val="0"/>
         </w:rPr>
-        <w:t>[00:18:24.195] 没有人可以比的。就是我慢的，他慢相应的这种，呃。进入就会升旗对吧？啊，那么他如果是说啊，这个这个升旗呢，就啊这个这个设计颜色怎么那么难看不讨厌啊，是嗔心的对吧？好啊，然后呢，说啊，这个这个我这样的设计呢，这个颜色是最好看的，不要被让别人看到升起的是枪令的心。好，那我这个这个这个。这个设计呢啊呃这个可能没别人好啊，你取一个外在的设计啊的颜色说哦，他这个设计啊，怎么会那么漂亮呢？说我比我的更好呢。你可以取一个天然的或者更殊胜的生命的一个设计的颜色，你生起一个嫉呃嫉妒的心好啊，</w:t>
+        <w:t>[00:18:24.195] 没有人可以比的。就是我慢的，他慢相应的这种，呃。生起就会生起对吧？啊，那么他如果是说啊，这个这个升旗呢，就啊这个这个设计颜色怎么那么难看不讨厌啊，是嗔心的对吧？好啊，然后呢，说啊，这个这个我这样的设计呢，这个颜色是最好看的，不要让别人看到生起的是悭吝的心。好，那我这个这个这个。这个设计呢啊呃这个可能没别人好啊，你取一个外在的设计啊的颜色说哦，他这个设计啊，怎么会那么漂亮呢？说我比我的更好呢。你可以取一个天然的或者更殊胜的生命的一个设计的颜色，你生起一个嫉呃嫉妒的心好啊，</w:t>
       </w:r>
     </w:p>
     <w:p>
@@ -11865,15 +11865,15 @@
         <w:rPr>
           <w:b w:val="0"/>
         </w:rPr>
-        <w:t>[00:22:29.670] 那名法在哪里升起呢？在我们的心所一处，在心脏这个地方，心所一处升起，</w:t>
-      </w:r>
-    </w:p>
-    <w:p>
-      <w:r>
-        <w:rPr>
-          <w:b w:val="0"/>
-        </w:rPr>
-        <w:t>[00:22:35.470] 基于心所一处，我们看到是色法支撑着名法升起来啊，这个名法呢，又产生新生色法，</w:t>
+        <w:t>[00:22:29.670] 那名法在哪里升起呢？在我们的心所依处，在心脏这个地方，心所依处生起，</w:t>
+      </w:r>
+    </w:p>
+    <w:p>
+      <w:r>
+        <w:rPr>
+          <w:b w:val="0"/>
+        </w:rPr>
+        <w:t>[00:22:35.470] 基于心所一处，我们看到是色法支撑着名法升起来啊，这个名法呢，又产生心生色法，</w:t>
       </w:r>
     </w:p>
     <w:p>
@@ -11937,23 +11937,23 @@
         <w:rPr>
           <w:b w:val="0"/>
         </w:rPr>
-        <w:t>[00:01:03.625] 佛陀讲过啊，有十四种沙门果哦。对，那作为出家人呢，我们有十三十四种啊，亲身可见，而且次第增战的沙门果报。啊，一直到漏尽哦。那怎样去实现呢？同样我们要修止，修止呢就有十禅八定啊啊有这个四不为常啊，有四子奉训三昧好啊，然后修这种十四一心法，然后四范住啊。啊然后再修四故为禅啊对，然后修世界差别啊啊修世界差别，然后见到究竟色法。啊，那修修净色法就开始啊，辨识色法呢就进入了修观之门啊。那在世界差别里面呢，</w:t>
-      </w:r>
-    </w:p>
-    <w:p>
-      <w:r>
-        <w:rPr>
-          <w:b w:val="0"/>
-        </w:rPr>
-        <w:t>[00:02:03.260] 我们分两种行者，一种是指称者啊，啊，就萨马塔亚尼卡啊，萨马塔亚尼卡呢，又称为叫直行者或者直观行者，还有的呢就是苏大维巴萨那亚尼卡啊，这个是讲纯观行者啊。那纯观行者呢，他是不修市场大定的，他直接修世界差别，然后开始修观。啊所以呢，一般呢，我们称为说这个纯观行者呢，有传统纯关啊。传统存管或者现代存管。啊，现代存管。那如果从传统的经典的角度来看现代城观呢啊，它有点像我们把一般的把它称为正面认知，其实它是一种正念正知训练啊，更多的是一种正知正念正知正念正知的训练。</w:t>
-      </w:r>
-    </w:p>
-    <w:p>
-      <w:r>
-        <w:rPr>
-          <w:b w:val="0"/>
-        </w:rPr>
-        <w:t>[00:03:01.895] 为什么呢？啊，因为现代城观呢，它不强调要见到全部的究竟色法，究竟名法，他不修缘起啊对，那么。这种方式来所谓的修观呢啊，那是不是真的能够正到十六观智呢？啊从传统的这个经典的角度上来看呢，啊是不容易达成的哈，那不排除有个别的人他有这样的能力，但是对于啊大部分的人来讲，我觉得他并没有普世的这种啊这个这种这种观修的这种体系。那我们日常在行立坐卧的状态下观察身体的动作啊，乃至于观察身体的这种动作，还有肚皮的起伏啊，然后然后看这个东西的无常伏务。那他显然呢，他并不是见到究竟名色法在究竟名色法的基础上修观。</w:t>
+        <w:t>[00:01:03.625] 佛陀讲过啊，有十四种沙门果哦。对，那作为出家人呢，我们有十三十四种啊，亲身可见，而且次第增战的沙门果报。啊，一直到漏尽哦。那怎样去实现呢？同样我们要修止，修止呢就有禅那、八定啊，有四无色（定）啊，有师子奋迅三昧啊，然后修这种十（四）种心法，然后四范住啊。啊然后再修四无色禅，然后修界差别啊啊修世界差别，然后见到究竟色法。啊，那修修净色法就开始啊，辨识色法呢就进入了修观之门啊。那在世界差别里面呢，</w:t>
+      </w:r>
+    </w:p>
+    <w:p>
+      <w:r>
+        <w:rPr>
+          <w:b w:val="0"/>
+        </w:rPr>
+        <w:t>[00:02:03.260] 我们分两种行者，一种是止行者，即 samatha-yānika 啊，萨马塔亚尼卡呢，又称为叫直行者或者直观行者，还有的呢就是vipassanā-yānika 啊，这个是讲纯观行者啊。那纯观行者呢，他是不修市场大定的，他直接修世界差别，然后开始修观。啊所以呢，一般呢，我们称为说这个纯观行者呢，有传统纯关啊。传统纯观或者现代纯观。啊，现代存管。那如果从传统的经典的角度来看现代城观呢啊，它有点像我们把一般的把它称为正面认知，其实它是一种正念正知训练啊，更多的是一种正知正念正知正念正知的训练。</w:t>
+      </w:r>
+    </w:p>
+    <w:p>
+      <w:r>
+        <w:rPr>
+          <w:b w:val="0"/>
+        </w:rPr>
+        <w:t>[00:03:01.895] 为什么呢？啊，因为现代城观呢，它不强调要见到全部的究竟色法，究竟名法，他不修缘起啊对，那么。这种方式来所谓的修观呢啊，那是不是真的能够证到十六观智呢？啊从传统的这个经典的角度上来看呢，啊是不容易达成的哈，那不排除有个别的人他有这样的能力，但是对于啊大部分的人来讲，我觉得他并没有普世的这种啊这个这种这种观修的这种体系。那我们日常在行立坐卧的状态下观察身体的动作啊，乃至于观察身体的这种动作，还有肚皮的起伏啊，然后然后看这个东西的无常伏务。那他显然呢，他并不是见到究竟名色法在究竟名色法的基础上修观。</w:t>
       </w:r>
     </w:p>
     <w:p>
